--- a/docs/static-guides/feishu-word/01-中转注册与API密钥/01-Codex-API-登录对接教程.docx
+++ b/docs/static-guides/feishu-word/01-中转注册与API密钥/01-Codex-API-登录对接教程.docx
@@ -14,7 +14,7 @@
       </w:pPr>
       <w:r>
         <w:rPr>
-          <w:rFonts w:ascii="Arial Unicode MS" w:hAnsi="Arial Unicode MS" w:eastAsia="Arial Unicode MS" w:cs="Arial Unicode MS"/>
+          <w:rFonts w:ascii="Arial" w:hAnsi="Arial" w:eastAsia="PingFang SC" w:cs="PingFang SC"/>
           <w:b/>
           <w:color w:val="2E74B5"/>
           <w:sz w:val="21"/>
@@ -30,7 +30,7 @@
       </w:pPr>
       <w:r>
         <w:rPr>
-          <w:rFonts w:ascii="Arial Unicode MS" w:hAnsi="Arial Unicode MS" w:eastAsia="Arial Unicode MS" w:cs="Arial Unicode MS"/>
+          <w:rFonts w:ascii="Arial" w:hAnsi="Arial" w:eastAsia="PingFang SC" w:cs="PingFang SC"/>
           <w:b/>
           <w:color w:val="0B2545"/>
           <w:sz w:val="54"/>
@@ -45,7 +45,7 @@
       </w:pPr>
       <w:r>
         <w:rPr>
-          <w:rFonts w:ascii="Arial Unicode MS" w:hAnsi="Arial Unicode MS" w:eastAsia="Arial Unicode MS" w:cs="Arial Unicode MS"/>
+          <w:rFonts w:ascii="Arial" w:hAnsi="Arial" w:eastAsia="PingFang SC" w:cs="PingFang SC"/>
           <w:color w:val="5F6368"/>
           <w:sz w:val="26"/>
         </w:rPr>
@@ -59,7 +59,7 @@
       </w:pPr>
       <w:r>
         <w:rPr>
-          <w:rFonts w:ascii="Arial Unicode MS" w:hAnsi="Arial Unicode MS" w:eastAsia="Arial Unicode MS" w:cs="Arial Unicode MS"/>
+          <w:rFonts w:ascii="Arial" w:hAnsi="Arial" w:eastAsia="PingFang SC" w:cs="PingFang SC"/>
           <w:b/>
           <w:color w:val="2E74B5"/>
           <w:sz w:val="20"/>
@@ -81,14 +81,14 @@
       </w:pPr>
       <w:r>
         <w:rPr>
-          <w:rFonts w:ascii="Arial Unicode MS" w:hAnsi="Arial Unicode MS" w:eastAsia="Arial Unicode MS" w:cs="Arial Unicode MS"/>
+          <w:rFonts w:ascii="Arial" w:hAnsi="Arial" w:eastAsia="PingFang SC" w:cs="PingFang SC"/>
           <w:b w:val="0"/>
         </w:rPr>
         <w:t>API base_url：</w:t>
       </w:r>
       <w:r>
         <w:rPr>
-          <w:rFonts w:ascii="Menlo" w:hAnsi="Menlo" w:eastAsia="Arial Unicode MS" w:cs="Arial Unicode MS"/>
+          <w:rFonts w:ascii="Menlo" w:hAnsi="Menlo" w:eastAsia="PingFang SC" w:cs="PingFang SC"/>
           <w:b w:val="0"/>
           <w:color w:val="1F4D78"/>
           <w:sz w:val="20"/>
@@ -102,14 +102,14 @@
       </w:pPr>
       <w:r>
         <w:rPr>
-          <w:rFonts w:ascii="Arial Unicode MS" w:hAnsi="Arial Unicode MS" w:eastAsia="Arial Unicode MS" w:cs="Arial Unicode MS"/>
+          <w:rFonts w:ascii="Arial" w:hAnsi="Arial" w:eastAsia="PingFang SC" w:cs="PingFang SC"/>
           <w:b w:val="0"/>
         </w:rPr>
         <w:t xml:space="preserve">前置步骤：请先完成父教程《中转注册、兑换与 API 密钥配置教程》，准备好自己的 </w:t>
       </w:r>
       <w:r>
         <w:rPr>
-          <w:rFonts w:ascii="Menlo" w:hAnsi="Menlo" w:eastAsia="Arial Unicode MS" w:cs="Arial Unicode MS"/>
+          <w:rFonts w:ascii="Menlo" w:hAnsi="Menlo" w:eastAsia="PingFang SC" w:cs="PingFang SC"/>
           <w:b w:val="0"/>
           <w:color w:val="1F4D78"/>
           <w:sz w:val="20"/>
@@ -118,7 +118,7 @@
       </w:r>
       <w:r>
         <w:rPr>
-          <w:rFonts w:ascii="Arial Unicode MS" w:hAnsi="Arial Unicode MS" w:eastAsia="Arial Unicode MS" w:cs="Arial Unicode MS"/>
+          <w:rFonts w:ascii="Arial" w:hAnsi="Arial" w:eastAsia="PingFang SC" w:cs="PingFang SC"/>
           <w:b w:val="0"/>
         </w:rPr>
         <w:t xml:space="preserve"> 和 API Key。本文只讲客户端配置，不再重复注册、兑换和创建密钥。</w:t>
@@ -130,7 +130,7 @@
       </w:pPr>
       <w:r>
         <w:rPr>
-          <w:rFonts w:ascii="Arial Unicode MS" w:hAnsi="Arial Unicode MS" w:eastAsia="Arial Unicode MS" w:cs="Arial Unicode MS"/>
+          <w:rFonts w:ascii="Arial" w:hAnsi="Arial" w:eastAsia="PingFang SC" w:cs="PingFang SC"/>
           <w:b w:val="0"/>
         </w:rPr>
         <w:t>教程要点</w:t>
@@ -146,7 +146,7 @@
       </w:pPr>
       <w:r>
         <w:rPr>
-          <w:rFonts w:ascii="Arial Unicode MS" w:hAnsi="Arial Unicode MS" w:eastAsia="Arial Unicode MS" w:cs="Arial Unicode MS"/>
+          <w:rFonts w:ascii="Arial" w:hAnsi="Arial" w:eastAsia="PingFang SC" w:cs="PingFang SC"/>
           <w:b w:val="0"/>
         </w:rPr>
         <w:t>下载并初始化 Codex</w:t>
@@ -162,14 +162,14 @@
       </w:pPr>
       <w:r>
         <w:rPr>
-          <w:rFonts w:ascii="Arial Unicode MS" w:hAnsi="Arial Unicode MS" w:eastAsia="Arial Unicode MS" w:cs="Arial Unicode MS"/>
+          <w:rFonts w:ascii="Arial" w:hAnsi="Arial" w:eastAsia="PingFang SC" w:cs="PingFang SC"/>
           <w:b w:val="0"/>
         </w:rPr>
         <w:t xml:space="preserve">配置 </w:t>
       </w:r>
       <w:r>
         <w:rPr>
-          <w:rFonts w:ascii="Menlo" w:hAnsi="Menlo" w:eastAsia="Arial Unicode MS" w:cs="Arial Unicode MS"/>
+          <w:rFonts w:ascii="Menlo" w:hAnsi="Menlo" w:eastAsia="PingFang SC" w:cs="PingFang SC"/>
           <w:b w:val="0"/>
           <w:color w:val="1F4D78"/>
           <w:sz w:val="20"/>
@@ -178,14 +178,14 @@
       </w:r>
       <w:r>
         <w:rPr>
-          <w:rFonts w:ascii="Arial Unicode MS" w:hAnsi="Arial Unicode MS" w:eastAsia="Arial Unicode MS" w:cs="Arial Unicode MS"/>
+          <w:rFonts w:ascii="Arial" w:hAnsi="Arial" w:eastAsia="PingFang SC" w:cs="PingFang SC"/>
           <w:b w:val="0"/>
         </w:rPr>
         <w:t xml:space="preserve"> 和 </w:t>
       </w:r>
       <w:r>
         <w:rPr>
-          <w:rFonts w:ascii="Menlo" w:hAnsi="Menlo" w:eastAsia="Arial Unicode MS" w:cs="Arial Unicode MS"/>
+          <w:rFonts w:ascii="Menlo" w:hAnsi="Menlo" w:eastAsia="PingFang SC" w:cs="PingFang SC"/>
           <w:b w:val="0"/>
           <w:color w:val="1F4D78"/>
           <w:sz w:val="20"/>
@@ -203,7 +203,7 @@
       </w:pPr>
       <w:r>
         <w:rPr>
-          <w:rFonts w:ascii="Arial Unicode MS" w:hAnsi="Arial Unicode MS" w:eastAsia="Arial Unicode MS" w:cs="Arial Unicode MS"/>
+          <w:rFonts w:ascii="Arial" w:hAnsi="Arial" w:eastAsia="PingFang SC" w:cs="PingFang SC"/>
           <w:b w:val="0"/>
         </w:rPr>
         <w:t>使用 API Key 登录</w:t>
@@ -219,7 +219,7 @@
       </w:pPr>
       <w:r>
         <w:rPr>
-          <w:rFonts w:ascii="Arial Unicode MS" w:hAnsi="Arial Unicode MS" w:eastAsia="Arial Unicode MS" w:cs="Arial Unicode MS"/>
+          <w:rFonts w:ascii="Arial" w:hAnsi="Arial" w:eastAsia="PingFang SC" w:cs="PingFang SC"/>
           <w:b w:val="0"/>
         </w:rPr>
         <w:t>验证配置并排查常见错误</w:t>
@@ -231,7 +231,7 @@
       </w:pPr>
       <w:r>
         <w:rPr>
-          <w:rFonts w:ascii="Arial Unicode MS" w:hAnsi="Arial Unicode MS" w:eastAsia="Arial Unicode MS" w:cs="Arial Unicode MS"/>
+          <w:rFonts w:ascii="Arial" w:hAnsi="Arial" w:eastAsia="PingFang SC" w:cs="PingFang SC"/>
           <w:b w:val="0"/>
         </w:rPr>
         <w:t>开始前准备</w:t>
@@ -243,14 +243,14 @@
       </w:pPr>
       <w:r>
         <w:rPr>
-          <w:rFonts w:ascii="Arial Unicode MS" w:hAnsi="Arial Unicode MS" w:eastAsia="Arial Unicode MS" w:cs="Arial Unicode MS"/>
+          <w:rFonts w:ascii="Arial" w:hAnsi="Arial" w:eastAsia="PingFang SC" w:cs="PingFang SC"/>
           <w:b w:val="0"/>
         </w:rPr>
         <w:t xml:space="preserve">在父教程中创建密钥后，点击“使用密钥”，打开 Codex 配置区域。优先复制弹窗中已填好的 </w:t>
       </w:r>
       <w:r>
         <w:rPr>
-          <w:rFonts w:ascii="Menlo" w:hAnsi="Menlo" w:eastAsia="Arial Unicode MS" w:cs="Arial Unicode MS"/>
+          <w:rFonts w:ascii="Menlo" w:hAnsi="Menlo" w:eastAsia="PingFang SC" w:cs="PingFang SC"/>
           <w:b w:val="0"/>
           <w:color w:val="1F4D78"/>
           <w:sz w:val="20"/>
@@ -259,14 +259,14 @@
       </w:r>
       <w:r>
         <w:rPr>
-          <w:rFonts w:ascii="Arial Unicode MS" w:hAnsi="Arial Unicode MS" w:eastAsia="Arial Unicode MS" w:cs="Arial Unicode MS"/>
+          <w:rFonts w:ascii="Arial" w:hAnsi="Arial" w:eastAsia="PingFang SC" w:cs="PingFang SC"/>
           <w:b w:val="0"/>
         </w:rPr>
         <w:t xml:space="preserve"> 和 </w:t>
       </w:r>
       <w:r>
         <w:rPr>
-          <w:rFonts w:ascii="Menlo" w:hAnsi="Menlo" w:eastAsia="Arial Unicode MS" w:cs="Arial Unicode MS"/>
+          <w:rFonts w:ascii="Menlo" w:hAnsi="Menlo" w:eastAsia="PingFang SC" w:cs="PingFang SC"/>
           <w:b w:val="0"/>
           <w:color w:val="1F4D78"/>
           <w:sz w:val="20"/>
@@ -275,63 +275,10 @@
       </w:r>
       <w:r>
         <w:rPr>
-          <w:rFonts w:ascii="Arial Unicode MS" w:hAnsi="Arial Unicode MS" w:eastAsia="Arial Unicode MS" w:cs="Arial Unicode MS"/>
+          <w:rFonts w:ascii="Arial" w:hAnsi="Arial" w:eastAsia="PingFang SC" w:cs="PingFang SC"/>
           <w:b w:val="0"/>
         </w:rPr>
         <w:t>，不要复制教程截图中的脱敏密钥。</w:t>
-      </w:r>
-    </w:p>
-    <w:p>
-      <w:pPr>
-        <w:keepNext/>
-        <w:spacing w:before="80" w:after="40"/>
-        <w:jc w:val="center"/>
-      </w:pPr>
-      <w:r>
-        <w:drawing>
-          <wp:inline xmlns:a="http://schemas.openxmlformats.org/drawingml/2006/main" xmlns:pic="http://schemas.openxmlformats.org/drawingml/2006/picture">
-            <wp:extent cx="5623560" cy="5688538"/>
-            <wp:docPr id="1" name="Picture 1" descr="使用 API 密钥弹窗中的 Codex 配置示例，密钥已脱敏" title="使用 API 密钥弹窗中的 Codex 配置示例，密钥已脱敏"/>
-            <wp:cNvGraphicFramePr>
-              <a:graphicFrameLocks noChangeAspect="1"/>
-            </wp:cNvGraphicFramePr>
-            <a:graphic>
-              <a:graphicData uri="http://schemas.openxmlformats.org/drawingml/2006/picture">
-                <pic:pic>
-                  <pic:nvPicPr>
-                    <pic:cNvPr id="0" name="image-5.png"/>
-                    <pic:cNvPicPr/>
-                  </pic:nvPicPr>
-                  <pic:blipFill>
-                    <a:blip r:embed="rId11"/>
-                    <a:stretch>
-                      <a:fillRect/>
-                    </a:stretch>
-                  </pic:blipFill>
-                  <pic:spPr>
-                    <a:xfrm>
-                      <a:off x="0" y="0"/>
-                      <a:ext cx="5623560" cy="5688538"/>
-                    </a:xfrm>
-                    <a:prstGeom prst="rect"/>
-                  </pic:spPr>
-                </pic:pic>
-              </a:graphicData>
-            </a:graphic>
-          </wp:inline>
-        </w:drawing>
-      </w:r>
-    </w:p>
-    <w:p>
-      <w:pPr>
-        <w:pStyle w:val="Caption"/>
-      </w:pPr>
-      <w:r>
-        <w:rPr>
-          <w:rFonts w:ascii="Arial Unicode MS" w:hAnsi="Arial Unicode MS" w:eastAsia="Arial Unicode MS" w:cs="Arial Unicode MS"/>
-          <w:b w:val="0"/>
-        </w:rPr>
-        <w:t>图：Codex 配置弹窗示例。请使用自己页面中生成的 API Key。</w:t>
       </w:r>
     </w:p>
     <w:p>
@@ -340,7 +287,7 @@
       </w:pPr>
       <w:r>
         <w:rPr>
-          <w:rFonts w:ascii="Arial Unicode MS" w:hAnsi="Arial Unicode MS" w:eastAsia="Arial Unicode MS" w:cs="Arial Unicode MS"/>
+          <w:rFonts w:ascii="Arial" w:hAnsi="Arial" w:eastAsia="PingFang SC" w:cs="PingFang SC"/>
           <w:b w:val="0"/>
         </w:rPr>
         <w:t>Codex 客户端配置流程</w:t>
@@ -352,14 +299,14 @@
       </w:pPr>
       <w:r>
         <w:rPr>
-          <w:rFonts w:ascii="Arial Unicode MS" w:hAnsi="Arial Unicode MS" w:eastAsia="Arial Unicode MS" w:cs="Arial Unicode MS"/>
+          <w:rFonts w:ascii="Arial" w:hAnsi="Arial" w:eastAsia="PingFang SC" w:cs="PingFang SC"/>
           <w:b w:val="0"/>
         </w:rPr>
         <w:t xml:space="preserve">说明：本章使用手动修改 </w:t>
       </w:r>
       <w:r>
         <w:rPr>
-          <w:rFonts w:ascii="Menlo" w:hAnsi="Menlo" w:eastAsia="Arial Unicode MS" w:cs="Arial Unicode MS"/>
+          <w:rFonts w:ascii="Menlo" w:hAnsi="Menlo" w:eastAsia="PingFang SC" w:cs="PingFang SC"/>
           <w:b w:val="0"/>
           <w:color w:val="1F4D78"/>
           <w:sz w:val="20"/>
@@ -368,14 +315,14 @@
       </w:r>
       <w:r>
         <w:rPr>
-          <w:rFonts w:ascii="Arial Unicode MS" w:hAnsi="Arial Unicode MS" w:eastAsia="Arial Unicode MS" w:cs="Arial Unicode MS"/>
+          <w:rFonts w:ascii="Arial" w:hAnsi="Arial" w:eastAsia="PingFang SC" w:cs="PingFang SC"/>
           <w:b w:val="0"/>
         </w:rPr>
         <w:t xml:space="preserve"> / </w:t>
       </w:r>
       <w:r>
         <w:rPr>
-          <w:rFonts w:ascii="Menlo" w:hAnsi="Menlo" w:eastAsia="Arial Unicode MS" w:cs="Arial Unicode MS"/>
+          <w:rFonts w:ascii="Menlo" w:hAnsi="Menlo" w:eastAsia="PingFang SC" w:cs="PingFang SC"/>
           <w:b w:val="0"/>
           <w:color w:val="1F4D78"/>
           <w:sz w:val="20"/>
@@ -384,7 +331,7 @@
       </w:r>
       <w:r>
         <w:rPr>
-          <w:rFonts w:ascii="Arial Unicode MS" w:hAnsi="Arial Unicode MS" w:eastAsia="Arial Unicode MS" w:cs="Arial Unicode MS"/>
+          <w:rFonts w:ascii="Arial" w:hAnsi="Arial" w:eastAsia="PingFang SC" w:cs="PingFang SC"/>
           <w:b w:val="0"/>
         </w:rPr>
         <w:t xml:space="preserve"> 的方式接入 Codex。Claude Code、Open Code、Open Claw 已拆成独立教程文档，移动端请查看 Chatbox 教程；配置前请先完成父教程。</w:t>
@@ -396,28 +343,28 @@
       </w:pPr>
       <w:r>
         <w:rPr>
-          <w:rFonts w:ascii="Arial Unicode MS" w:hAnsi="Arial Unicode MS" w:eastAsia="Arial Unicode MS" w:cs="Arial Unicode MS"/>
+          <w:rFonts w:ascii="Arial" w:hAnsi="Arial" w:eastAsia="PingFang SC" w:cs="PingFang SC"/>
           <w:b w:val="0"/>
         </w:rPr>
         <w:t>适用范围：</w:t>
       </w:r>
       <w:r>
         <w:rPr>
-          <w:rFonts w:ascii="Arial Unicode MS" w:hAnsi="Arial Unicode MS" w:eastAsia="Arial Unicode MS" w:cs="Arial Unicode MS"/>
+          <w:rFonts w:ascii="Arial" w:hAnsi="Arial" w:eastAsia="PingFang SC" w:cs="PingFang SC"/>
           <w:b/>
         </w:rPr>
         <w:t>Codex CLI、Codex VSCode 插件、Codex APP</w:t>
       </w:r>
       <w:r>
         <w:rPr>
-          <w:rFonts w:ascii="Arial Unicode MS" w:hAnsi="Arial Unicode MS" w:eastAsia="Arial Unicode MS" w:cs="Arial Unicode MS"/>
+          <w:rFonts w:ascii="Arial" w:hAnsi="Arial" w:eastAsia="PingFang SC" w:cs="PingFang SC"/>
           <w:b w:val="0"/>
         </w:rPr>
         <w:t xml:space="preserve">，三者共用同一份 </w:t>
       </w:r>
       <w:r>
         <w:rPr>
-          <w:rFonts w:ascii="Menlo" w:hAnsi="Menlo" w:eastAsia="Arial Unicode MS" w:cs="Arial Unicode MS"/>
+          <w:rFonts w:ascii="Menlo" w:hAnsi="Menlo" w:eastAsia="PingFang SC" w:cs="PingFang SC"/>
           <w:b w:val="0"/>
           <w:color w:val="1F4D78"/>
           <w:sz w:val="20"/>
@@ -426,7 +373,7 @@
       </w:r>
       <w:r>
         <w:rPr>
-          <w:rFonts w:ascii="Arial Unicode MS" w:hAnsi="Arial Unicode MS" w:eastAsia="Arial Unicode MS" w:cs="Arial Unicode MS"/>
+          <w:rFonts w:ascii="Arial" w:hAnsi="Arial" w:eastAsia="PingFang SC" w:cs="PingFang SC"/>
           <w:b w:val="0"/>
         </w:rPr>
         <w:t xml:space="preserve"> 配置。</w:t>
@@ -441,7 +388,7 @@
       </w:pPr>
       <w:r>
         <w:rPr>
-          <w:rFonts w:ascii="Arial Unicode MS" w:hAnsi="Arial Unicode MS" w:eastAsia="Arial Unicode MS" w:cs="Arial Unicode MS"/>
+          <w:rFonts w:ascii="Arial" w:hAnsi="Arial" w:eastAsia="PingFang SC" w:cs="PingFang SC"/>
           <w:b/>
         </w:rPr>
         <w:t>重要：下载好后必须先打开一次 Codex。先打开 Codex 初始化配置文件，然后再完全关闭 Codex，继续下一步文件配置。</w:t>
@@ -453,15 +400,15 @@
       </w:pPr>
       <w:r>
         <w:rPr>
-          <w:rFonts w:ascii="Arial Unicode MS" w:hAnsi="Arial Unicode MS" w:eastAsia="Arial Unicode MS" w:cs="Arial Unicode MS"/>
+          <w:rFonts w:ascii="Arial" w:hAnsi="Arial" w:eastAsia="PingFang SC" w:cs="PingFang SC"/>
           <w:b w:val="0"/>
         </w:rPr>
         <w:t>Codex 下载页：</w:t>
       </w:r>
-      <w:hyperlink r:id="rId12">
+      <w:hyperlink r:id="rId11">
         <w:r>
           <w:rPr>
-            <w:rFonts w:ascii="Arial Unicode MS" w:hAnsi="Arial Unicode MS" w:eastAsia="Arial Unicode MS" w:cs="Arial Unicode MS"/>
+            <w:rFonts w:ascii="Arial" w:hAnsi="Arial" w:eastAsia="PingFang SC" w:cs="PingFang SC"/>
             <w:color w:val="0563C1"/>
             <w:u w:val="single"/>
           </w:rPr>
@@ -479,7 +426,7 @@
         <w:drawing>
           <wp:inline xmlns:a="http://schemas.openxmlformats.org/drawingml/2006/main" xmlns:pic="http://schemas.openxmlformats.org/drawingml/2006/picture">
             <wp:extent cx="5623560" cy="2342852"/>
-            <wp:docPr id="2" name="Picture 2" descr="OpenAI Codex 下载页面截图" title="OpenAI Codex 下载页面截图"/>
+            <wp:docPr id="1" name="Picture 1" descr="OpenAI Codex 下载页面截图" title="OpenAI Codex 下载页面截图"/>
             <wp:cNvGraphicFramePr>
               <a:graphicFrameLocks noChangeAspect="1"/>
             </wp:cNvGraphicFramePr>
@@ -491,7 +438,7 @@
                     <pic:cNvPicPr/>
                   </pic:nvPicPr>
                   <pic:blipFill>
-                    <a:blip r:embed="rId13"/>
+                    <a:blip r:embed="rId12"/>
                     <a:stretch>
                       <a:fillRect/>
                     </a:stretch>
@@ -516,7 +463,7 @@
       </w:pPr>
       <w:r>
         <w:rPr>
-          <w:rFonts w:ascii="Arial Unicode MS" w:hAnsi="Arial Unicode MS" w:eastAsia="Arial Unicode MS" w:cs="Arial Unicode MS"/>
+          <w:rFonts w:ascii="Arial" w:hAnsi="Arial" w:eastAsia="PingFang SC" w:cs="PingFang SC"/>
           <w:b w:val="0"/>
         </w:rPr>
         <w:t>图 1：点击页面中的下载入口获取 Codex。</w:t>
@@ -528,7 +475,7 @@
       </w:pPr>
       <w:r>
         <w:rPr>
-          <w:rFonts w:ascii="Arial Unicode MS" w:hAnsi="Arial Unicode MS" w:eastAsia="Arial Unicode MS" w:cs="Arial Unicode MS"/>
+          <w:rFonts w:ascii="Arial" w:hAnsi="Arial" w:eastAsia="PingFang SC" w:cs="PingFang SC"/>
           <w:b w:val="0"/>
         </w:rPr>
         <w:t>1. 手动配置 Codex 系列</w:t>
@@ -540,14 +487,14 @@
       </w:pPr>
       <w:r>
         <w:rPr>
-          <w:rFonts w:ascii="Arial Unicode MS" w:hAnsi="Arial Unicode MS" w:eastAsia="Arial Unicode MS" w:cs="Arial Unicode MS"/>
+          <w:rFonts w:ascii="Arial" w:hAnsi="Arial" w:eastAsia="PingFang SC" w:cs="PingFang SC"/>
           <w:b w:val="0"/>
         </w:rPr>
         <w:t xml:space="preserve">按父教程“使用密钥”弹窗中的 Codex CLI 接入配置，手动修改 </w:t>
       </w:r>
       <w:r>
         <w:rPr>
-          <w:rFonts w:ascii="Menlo" w:hAnsi="Menlo" w:eastAsia="Arial Unicode MS" w:cs="Arial Unicode MS"/>
+          <w:rFonts w:ascii="Menlo" w:hAnsi="Menlo" w:eastAsia="PingFang SC" w:cs="PingFang SC"/>
           <w:b w:val="0"/>
           <w:color w:val="1F4D78"/>
           <w:sz w:val="20"/>
@@ -556,14 +503,14 @@
       </w:r>
       <w:r>
         <w:rPr>
-          <w:rFonts w:ascii="Arial Unicode MS" w:hAnsi="Arial Unicode MS" w:eastAsia="Arial Unicode MS" w:cs="Arial Unicode MS"/>
+          <w:rFonts w:ascii="Arial" w:hAnsi="Arial" w:eastAsia="PingFang SC" w:cs="PingFang SC"/>
           <w:b w:val="0"/>
         </w:rPr>
         <w:t xml:space="preserve"> / </w:t>
       </w:r>
       <w:r>
         <w:rPr>
-          <w:rFonts w:ascii="Menlo" w:hAnsi="Menlo" w:eastAsia="Arial Unicode MS" w:cs="Arial Unicode MS"/>
+          <w:rFonts w:ascii="Menlo" w:hAnsi="Menlo" w:eastAsia="PingFang SC" w:cs="PingFang SC"/>
           <w:b w:val="0"/>
           <w:color w:val="1F4D78"/>
           <w:sz w:val="20"/>
@@ -572,21 +519,21 @@
       </w:r>
       <w:r>
         <w:rPr>
-          <w:rFonts w:ascii="Arial Unicode MS" w:hAnsi="Arial Unicode MS" w:eastAsia="Arial Unicode MS" w:cs="Arial Unicode MS"/>
+          <w:rFonts w:ascii="Arial" w:hAnsi="Arial" w:eastAsia="PingFang SC" w:cs="PingFang SC"/>
           <w:b w:val="0"/>
         </w:rPr>
         <w:t xml:space="preserve">。手动配置适用于 </w:t>
       </w:r>
       <w:r>
         <w:rPr>
-          <w:rFonts w:ascii="Arial Unicode MS" w:hAnsi="Arial Unicode MS" w:eastAsia="Arial Unicode MS" w:cs="Arial Unicode MS"/>
+          <w:rFonts w:ascii="Arial" w:hAnsi="Arial" w:eastAsia="PingFang SC" w:cs="PingFang SC"/>
           <w:b/>
         </w:rPr>
         <w:t>Codex CLI、Codex VSCode 插件、Codex APP</w:t>
       </w:r>
       <w:r>
         <w:rPr>
-          <w:rFonts w:ascii="Arial Unicode MS" w:hAnsi="Arial Unicode MS" w:eastAsia="Arial Unicode MS" w:cs="Arial Unicode MS"/>
+          <w:rFonts w:ascii="Arial" w:hAnsi="Arial" w:eastAsia="PingFang SC" w:cs="PingFang SC"/>
           <w:b w:val="0"/>
         </w:rPr>
         <w:t>。</w:t>
@@ -601,14 +548,14 @@
       </w:pPr>
       <w:r>
         <w:rPr>
-          <w:rFonts w:ascii="Arial Unicode MS" w:hAnsi="Arial Unicode MS" w:eastAsia="Arial Unicode MS" w:cs="Arial Unicode MS"/>
+          <w:rFonts w:ascii="Arial" w:hAnsi="Arial" w:eastAsia="PingFang SC" w:cs="PingFang SC"/>
           <w:b/>
         </w:rPr>
         <w:t xml:space="preserve">重要：配置文件前必须退出登录并完全关闭 Codex。请确保 Codex 进程没有在运行，再编辑 </w:t>
       </w:r>
       <w:r>
         <w:rPr>
-          <w:rFonts w:ascii="Menlo" w:hAnsi="Menlo" w:eastAsia="Arial Unicode MS" w:cs="Arial Unicode MS"/>
+          <w:rFonts w:ascii="Menlo" w:hAnsi="Menlo" w:eastAsia="PingFang SC" w:cs="PingFang SC"/>
           <w:b/>
           <w:color w:val="1F4D78"/>
           <w:sz w:val="20"/>
@@ -617,14 +564,14 @@
       </w:r>
       <w:r>
         <w:rPr>
-          <w:rFonts w:ascii="Arial Unicode MS" w:hAnsi="Arial Unicode MS" w:eastAsia="Arial Unicode MS" w:cs="Arial Unicode MS"/>
+          <w:rFonts w:ascii="Arial" w:hAnsi="Arial" w:eastAsia="PingFang SC" w:cs="PingFang SC"/>
           <w:b/>
         </w:rPr>
         <w:t xml:space="preserve"> 和 </w:t>
       </w:r>
       <w:r>
         <w:rPr>
-          <w:rFonts w:ascii="Menlo" w:hAnsi="Menlo" w:eastAsia="Arial Unicode MS" w:cs="Arial Unicode MS"/>
+          <w:rFonts w:ascii="Menlo" w:hAnsi="Menlo" w:eastAsia="PingFang SC" w:cs="PingFang SC"/>
           <w:b/>
           <w:color w:val="1F4D78"/>
           <w:sz w:val="20"/>
@@ -633,7 +580,7 @@
       </w:r>
       <w:r>
         <w:rPr>
-          <w:rFonts w:ascii="Arial Unicode MS" w:hAnsi="Arial Unicode MS" w:eastAsia="Arial Unicode MS" w:cs="Arial Unicode MS"/>
+          <w:rFonts w:ascii="Arial" w:hAnsi="Arial" w:eastAsia="PingFang SC" w:cs="PingFang SC"/>
           <w:b/>
         </w:rPr>
         <w:t>，否则配置可能不会生效。</w:t>
@@ -645,7 +592,7 @@
       </w:pPr>
       <w:r>
         <w:rPr>
-          <w:rFonts w:ascii="Arial Unicode MS" w:hAnsi="Arial Unicode MS" w:eastAsia="Arial Unicode MS" w:cs="Arial Unicode MS"/>
+          <w:rFonts w:ascii="Arial" w:hAnsi="Arial" w:eastAsia="PingFang SC" w:cs="PingFang SC"/>
           <w:b w:val="0"/>
         </w:rPr>
         <w:t>Windows</w:t>
@@ -661,7 +608,7 @@
       </w:pPr>
       <w:r>
         <w:rPr>
-          <w:rFonts w:ascii="Arial Unicode MS" w:hAnsi="Arial Unicode MS" w:eastAsia="Arial Unicode MS" w:cs="Arial Unicode MS"/>
+          <w:rFonts w:ascii="Arial" w:hAnsi="Arial" w:eastAsia="PingFang SC" w:cs="PingFang SC"/>
           <w:b w:val="0"/>
         </w:rPr>
         <w:t>首先要保证 Codex 已经下载好，配置文件前必须退出登录并完全关闭 Codex。请确保 Codex 进程没有在运行。</w:t>
@@ -677,7 +624,7 @@
       </w:pPr>
       <w:r>
         <w:rPr>
-          <w:rFonts w:ascii="Arial Unicode MS" w:hAnsi="Arial Unicode MS" w:eastAsia="Arial Unicode MS" w:cs="Arial Unicode MS"/>
+          <w:rFonts w:ascii="Arial" w:hAnsi="Arial" w:eastAsia="PingFang SC" w:cs="PingFang SC"/>
           <w:b w:val="0"/>
         </w:rPr>
         <w:t>然后在 C 盘找到用户文件夹，在显示中点击显示隐藏文件。</w:t>
@@ -693,14 +640,14 @@
       </w:pPr>
       <w:r>
         <w:rPr>
-          <w:rFonts w:ascii="Arial Unicode MS" w:hAnsi="Arial Unicode MS" w:eastAsia="Arial Unicode MS" w:cs="Arial Unicode MS"/>
+          <w:rFonts w:ascii="Arial" w:hAnsi="Arial" w:eastAsia="PingFang SC" w:cs="PingFang SC"/>
           <w:b w:val="0"/>
         </w:rPr>
         <w:t xml:space="preserve">在用户文件夹打开某一用户文件夹，寻找 </w:t>
       </w:r>
       <w:r>
         <w:rPr>
-          <w:rFonts w:ascii="Menlo" w:hAnsi="Menlo" w:eastAsia="Arial Unicode MS" w:cs="Arial Unicode MS"/>
+          <w:rFonts w:ascii="Menlo" w:hAnsi="Menlo" w:eastAsia="PingFang SC" w:cs="PingFang SC"/>
           <w:b w:val="0"/>
           <w:color w:val="1F4D78"/>
           <w:sz w:val="20"/>
@@ -709,7 +656,7 @@
       </w:r>
       <w:r>
         <w:rPr>
-          <w:rFonts w:ascii="Arial Unicode MS" w:hAnsi="Arial Unicode MS" w:eastAsia="Arial Unicode MS" w:cs="Arial Unicode MS"/>
+          <w:rFonts w:ascii="Arial" w:hAnsi="Arial" w:eastAsia="PingFang SC" w:cs="PingFang SC"/>
           <w:b w:val="0"/>
         </w:rPr>
         <w:t xml:space="preserve"> 文件夹；如果没有找到，就换一个用户文件夹。</w:t>
@@ -725,14 +672,14 @@
       </w:pPr>
       <w:r>
         <w:rPr>
-          <w:rFonts w:ascii="Arial Unicode MS" w:hAnsi="Arial Unicode MS" w:eastAsia="Arial Unicode MS" w:cs="Arial Unicode MS"/>
+          <w:rFonts w:ascii="Arial" w:hAnsi="Arial" w:eastAsia="PingFang SC" w:cs="PingFang SC"/>
           <w:b w:val="0"/>
         </w:rPr>
         <w:t xml:space="preserve">打开 </w:t>
       </w:r>
       <w:r>
         <w:rPr>
-          <w:rFonts w:ascii="Menlo" w:hAnsi="Menlo" w:eastAsia="Arial Unicode MS" w:cs="Arial Unicode MS"/>
+          <w:rFonts w:ascii="Menlo" w:hAnsi="Menlo" w:eastAsia="PingFang SC" w:cs="PingFang SC"/>
           <w:b w:val="0"/>
           <w:color w:val="1F4D78"/>
           <w:sz w:val="20"/>
@@ -741,14 +688,14 @@
       </w:r>
       <w:r>
         <w:rPr>
-          <w:rFonts w:ascii="Arial Unicode MS" w:hAnsi="Arial Unicode MS" w:eastAsia="Arial Unicode MS" w:cs="Arial Unicode MS"/>
+          <w:rFonts w:ascii="Arial" w:hAnsi="Arial" w:eastAsia="PingFang SC" w:cs="PingFang SC"/>
           <w:b w:val="0"/>
         </w:rPr>
         <w:t xml:space="preserve"> 文件夹之后，如果有 </w:t>
       </w:r>
       <w:r>
         <w:rPr>
-          <w:rFonts w:ascii="Menlo" w:hAnsi="Menlo" w:eastAsia="Arial Unicode MS" w:cs="Arial Unicode MS"/>
+          <w:rFonts w:ascii="Menlo" w:hAnsi="Menlo" w:eastAsia="PingFang SC" w:cs="PingFang SC"/>
           <w:b w:val="0"/>
           <w:color w:val="1F4D78"/>
           <w:sz w:val="20"/>
@@ -757,14 +704,14 @@
       </w:r>
       <w:r>
         <w:rPr>
-          <w:rFonts w:ascii="Arial Unicode MS" w:hAnsi="Arial Unicode MS" w:eastAsia="Arial Unicode MS" w:cs="Arial Unicode MS"/>
+          <w:rFonts w:ascii="Arial" w:hAnsi="Arial" w:eastAsia="PingFang SC" w:cs="PingFang SC"/>
           <w:b w:val="0"/>
         </w:rPr>
         <w:t xml:space="preserve"> 和 </w:t>
       </w:r>
       <w:r>
         <w:rPr>
-          <w:rFonts w:ascii="Menlo" w:hAnsi="Menlo" w:eastAsia="Arial Unicode MS" w:cs="Arial Unicode MS"/>
+          <w:rFonts w:ascii="Menlo" w:hAnsi="Menlo" w:eastAsia="PingFang SC" w:cs="PingFang SC"/>
           <w:b w:val="0"/>
           <w:color w:val="1F4D78"/>
           <w:sz w:val="20"/>
@@ -773,14 +720,14 @@
       </w:r>
       <w:r>
         <w:rPr>
-          <w:rFonts w:ascii="Arial Unicode MS" w:hAnsi="Arial Unicode MS" w:eastAsia="Arial Unicode MS" w:cs="Arial Unicode MS"/>
+          <w:rFonts w:ascii="Arial" w:hAnsi="Arial" w:eastAsia="PingFang SC" w:cs="PingFang SC"/>
           <w:b w:val="0"/>
         </w:rPr>
         <w:t xml:space="preserve"> 这两个配置文件，直接改动即可；如果没有就新建，文件名就是 </w:t>
       </w:r>
       <w:r>
         <w:rPr>
-          <w:rFonts w:ascii="Menlo" w:hAnsi="Menlo" w:eastAsia="Arial Unicode MS" w:cs="Arial Unicode MS"/>
+          <w:rFonts w:ascii="Menlo" w:hAnsi="Menlo" w:eastAsia="PingFang SC" w:cs="PingFang SC"/>
           <w:b w:val="0"/>
           <w:color w:val="1F4D78"/>
           <w:sz w:val="20"/>
@@ -789,14 +736,14 @@
       </w:r>
       <w:r>
         <w:rPr>
-          <w:rFonts w:ascii="Arial Unicode MS" w:hAnsi="Arial Unicode MS" w:eastAsia="Arial Unicode MS" w:cs="Arial Unicode MS"/>
+          <w:rFonts w:ascii="Arial" w:hAnsi="Arial" w:eastAsia="PingFang SC" w:cs="PingFang SC"/>
           <w:b w:val="0"/>
         </w:rPr>
         <w:t xml:space="preserve"> 和 </w:t>
       </w:r>
       <w:r>
         <w:rPr>
-          <w:rFonts w:ascii="Menlo" w:hAnsi="Menlo" w:eastAsia="Arial Unicode MS" w:cs="Arial Unicode MS"/>
+          <w:rFonts w:ascii="Menlo" w:hAnsi="Menlo" w:eastAsia="PingFang SC" w:cs="PingFang SC"/>
           <w:b w:val="0"/>
           <w:color w:val="1F4D78"/>
           <w:sz w:val="20"/>
@@ -805,7 +752,7 @@
       </w:r>
       <w:r>
         <w:rPr>
-          <w:rFonts w:ascii="Arial Unicode MS" w:hAnsi="Arial Unicode MS" w:eastAsia="Arial Unicode MS" w:cs="Arial Unicode MS"/>
+          <w:rFonts w:ascii="Arial" w:hAnsi="Arial" w:eastAsia="PingFang SC" w:cs="PingFang SC"/>
           <w:b w:val="0"/>
         </w:rPr>
         <w:t>。</w:t>
@@ -817,63 +764,10 @@
       </w:pPr>
       <w:r>
         <w:rPr>
-          <w:rFonts w:ascii="Arial Unicode MS" w:hAnsi="Arial Unicode MS" w:eastAsia="Arial Unicode MS" w:cs="Arial Unicode MS"/>
+          <w:rFonts w:ascii="Arial" w:hAnsi="Arial" w:eastAsia="PingFang SC" w:cs="PingFang SC"/>
           <w:b w:val="0"/>
         </w:rPr>
         <w:t>如果是新手，直接按下面图片教程替换这两个文件就行了。</w:t>
-      </w:r>
-    </w:p>
-    <w:p>
-      <w:pPr>
-        <w:keepNext/>
-        <w:spacing w:before="80" w:after="40"/>
-        <w:jc w:val="center"/>
-      </w:pPr>
-      <w:r>
-        <w:drawing>
-          <wp:inline xmlns:a="http://schemas.openxmlformats.org/drawingml/2006/main" xmlns:pic="http://schemas.openxmlformats.org/drawingml/2006/picture">
-            <wp:extent cx="5623560" cy="5381549"/>
-            <wp:docPr id="3" name="Picture 3" descr="Codex 配置内容粘贴示例，密钥已脱敏" title="Codex 配置内容粘贴示例，密钥已脱敏"/>
-            <wp:cNvGraphicFramePr>
-              <a:graphicFrameLocks noChangeAspect="1"/>
-            </wp:cNvGraphicFramePr>
-            <a:graphic>
-              <a:graphicData uri="http://schemas.openxmlformats.org/drawingml/2006/picture">
-                <pic:pic>
-                  <pic:nvPicPr>
-                    <pic:cNvPr id="0" name="image-31.png"/>
-                    <pic:cNvPicPr/>
-                  </pic:nvPicPr>
-                  <pic:blipFill>
-                    <a:blip r:embed="rId14"/>
-                    <a:stretch>
-                      <a:fillRect/>
-                    </a:stretch>
-                  </pic:blipFill>
-                  <pic:spPr>
-                    <a:xfrm>
-                      <a:off x="0" y="0"/>
-                      <a:ext cx="5623560" cy="5381549"/>
-                    </a:xfrm>
-                    <a:prstGeom prst="rect"/>
-                  </pic:spPr>
-                </pic:pic>
-              </a:graphicData>
-            </a:graphic>
-          </wp:inline>
-        </w:drawing>
-      </w:r>
-    </w:p>
-    <w:p>
-      <w:pPr>
-        <w:pStyle w:val="Caption"/>
-      </w:pPr>
-      <w:r>
-        <w:rPr>
-          <w:rFonts w:ascii="Arial Unicode MS" w:hAnsi="Arial Unicode MS" w:eastAsia="Arial Unicode MS" w:cs="Arial Unicode MS"/>
-          <w:b w:val="0"/>
-        </w:rPr>
-        <w:t>图 2：配置示例，截图中的 API Key 已脱敏。请使用你自己的密钥，不要复制教程截图。</w:t>
       </w:r>
     </w:p>
     <w:p>
@@ -882,7 +776,7 @@
       </w:pPr>
       <w:r>
         <w:rPr>
-          <w:rFonts w:ascii="Arial Unicode MS" w:hAnsi="Arial Unicode MS" w:eastAsia="Arial Unicode MS" w:cs="Arial Unicode MS"/>
+          <w:rFonts w:ascii="Arial" w:hAnsi="Arial" w:eastAsia="PingFang SC" w:cs="PingFang SC"/>
           <w:b w:val="0"/>
         </w:rPr>
         <w:t>Mac</w:t>
@@ -898,14 +792,14 @@
       </w:pPr>
       <w:r>
         <w:rPr>
-          <w:rFonts w:ascii="Arial Unicode MS" w:hAnsi="Arial Unicode MS" w:eastAsia="Arial Unicode MS" w:cs="Arial Unicode MS"/>
+          <w:rFonts w:ascii="Arial" w:hAnsi="Arial" w:eastAsia="PingFang SC" w:cs="PingFang SC"/>
           <w:b w:val="0"/>
         </w:rPr>
         <w:t xml:space="preserve">在磁盘用户目录中找到 </w:t>
       </w:r>
       <w:r>
         <w:rPr>
-          <w:rFonts w:ascii="Menlo" w:hAnsi="Menlo" w:eastAsia="Arial Unicode MS" w:cs="Arial Unicode MS"/>
+          <w:rFonts w:ascii="Menlo" w:hAnsi="Menlo" w:eastAsia="PingFang SC" w:cs="PingFang SC"/>
           <w:b w:val="0"/>
           <w:color w:val="1F4D78"/>
           <w:sz w:val="20"/>
@@ -914,14 +808,14 @@
       </w:r>
       <w:r>
         <w:rPr>
-          <w:rFonts w:ascii="Arial Unicode MS" w:hAnsi="Arial Unicode MS" w:eastAsia="Arial Unicode MS" w:cs="Arial Unicode MS"/>
+          <w:rFonts w:ascii="Arial" w:hAnsi="Arial" w:eastAsia="PingFang SC" w:cs="PingFang SC"/>
           <w:b w:val="0"/>
         </w:rPr>
         <w:t xml:space="preserve"> 文件夹，如果找不到就按 </w:t>
       </w:r>
       <w:r>
         <w:rPr>
-          <w:rFonts w:ascii="Menlo" w:hAnsi="Menlo" w:eastAsia="Arial Unicode MS" w:cs="Arial Unicode MS"/>
+          <w:rFonts w:ascii="Menlo" w:hAnsi="Menlo" w:eastAsia="PingFang SC" w:cs="PingFang SC"/>
           <w:b w:val="0"/>
           <w:color w:val="1F4D78"/>
           <w:sz w:val="20"/>
@@ -930,14 +824,14 @@
       </w:r>
       <w:r>
         <w:rPr>
-          <w:rFonts w:ascii="Arial Unicode MS" w:hAnsi="Arial Unicode MS" w:eastAsia="Arial Unicode MS" w:cs="Arial Unicode MS"/>
+          <w:rFonts w:ascii="Arial" w:hAnsi="Arial" w:eastAsia="PingFang SC" w:cs="PingFang SC"/>
           <w:b w:val="0"/>
         </w:rPr>
         <w:t xml:space="preserve"> + </w:t>
       </w:r>
       <w:r>
         <w:rPr>
-          <w:rFonts w:ascii="Menlo" w:hAnsi="Menlo" w:eastAsia="Arial Unicode MS" w:cs="Arial Unicode MS"/>
+          <w:rFonts w:ascii="Menlo" w:hAnsi="Menlo" w:eastAsia="PingFang SC" w:cs="PingFang SC"/>
           <w:b w:val="0"/>
           <w:color w:val="1F4D78"/>
           <w:sz w:val="20"/>
@@ -946,14 +840,14 @@
       </w:r>
       <w:r>
         <w:rPr>
-          <w:rFonts w:ascii="Arial Unicode MS" w:hAnsi="Arial Unicode MS" w:eastAsia="Arial Unicode MS" w:cs="Arial Unicode MS"/>
+          <w:rFonts w:ascii="Arial" w:hAnsi="Arial" w:eastAsia="PingFang SC" w:cs="PingFang SC"/>
           <w:b w:val="0"/>
         </w:rPr>
         <w:t xml:space="preserve"> + </w:t>
       </w:r>
       <w:r>
         <w:rPr>
-          <w:rFonts w:ascii="Menlo" w:hAnsi="Menlo" w:eastAsia="Arial Unicode MS" w:cs="Arial Unicode MS"/>
+          <w:rFonts w:ascii="Menlo" w:hAnsi="Menlo" w:eastAsia="PingFang SC" w:cs="PingFang SC"/>
           <w:b w:val="0"/>
           <w:color w:val="1F4D78"/>
           <w:sz w:val="20"/>
@@ -962,7 +856,7 @@
       </w:r>
       <w:r>
         <w:rPr>
-          <w:rFonts w:ascii="Arial Unicode MS" w:hAnsi="Arial Unicode MS" w:eastAsia="Arial Unicode MS" w:cs="Arial Unicode MS"/>
+          <w:rFonts w:ascii="Arial" w:hAnsi="Arial" w:eastAsia="PingFang SC" w:cs="PingFang SC"/>
           <w:b w:val="0"/>
         </w:rPr>
         <w:t xml:space="preserve"> 显示隐藏文件。</w:t>
@@ -978,14 +872,14 @@
       </w:pPr>
       <w:r>
         <w:rPr>
-          <w:rFonts w:ascii="Arial Unicode MS" w:hAnsi="Arial Unicode MS" w:eastAsia="Arial Unicode MS" w:cs="Arial Unicode MS"/>
+          <w:rFonts w:ascii="Arial" w:hAnsi="Arial" w:eastAsia="PingFang SC" w:cs="PingFang SC"/>
           <w:b w:val="0"/>
         </w:rPr>
         <w:t xml:space="preserve">确认存在 </w:t>
       </w:r>
       <w:r>
         <w:rPr>
-          <w:rFonts w:ascii="Menlo" w:hAnsi="Menlo" w:eastAsia="Arial Unicode MS" w:cs="Arial Unicode MS"/>
+          <w:rFonts w:ascii="Menlo" w:hAnsi="Menlo" w:eastAsia="PingFang SC" w:cs="PingFang SC"/>
           <w:b w:val="0"/>
           <w:color w:val="1F4D78"/>
           <w:sz w:val="20"/>
@@ -994,14 +888,14 @@
       </w:r>
       <w:r>
         <w:rPr>
-          <w:rFonts w:ascii="Arial Unicode MS" w:hAnsi="Arial Unicode MS" w:eastAsia="Arial Unicode MS" w:cs="Arial Unicode MS"/>
+          <w:rFonts w:ascii="Arial" w:hAnsi="Arial" w:eastAsia="PingFang SC" w:cs="PingFang SC"/>
           <w:b w:val="0"/>
         </w:rPr>
         <w:t xml:space="preserve"> 和 </w:t>
       </w:r>
       <w:r>
         <w:rPr>
-          <w:rFonts w:ascii="Menlo" w:hAnsi="Menlo" w:eastAsia="Arial Unicode MS" w:cs="Arial Unicode MS"/>
+          <w:rFonts w:ascii="Menlo" w:hAnsi="Menlo" w:eastAsia="PingFang SC" w:cs="PingFang SC"/>
           <w:b w:val="0"/>
           <w:color w:val="1F4D78"/>
           <w:sz w:val="20"/>
@@ -1010,14 +904,14 @@
       </w:r>
       <w:r>
         <w:rPr>
-          <w:rFonts w:ascii="Arial Unicode MS" w:hAnsi="Arial Unicode MS" w:eastAsia="Arial Unicode MS" w:cs="Arial Unicode MS"/>
+          <w:rFonts w:ascii="Arial" w:hAnsi="Arial" w:eastAsia="PingFang SC" w:cs="PingFang SC"/>
           <w:b w:val="0"/>
         </w:rPr>
         <w:t xml:space="preserve">，如果没有就新建。文件名就是 </w:t>
       </w:r>
       <w:r>
         <w:rPr>
-          <w:rFonts w:ascii="Menlo" w:hAnsi="Menlo" w:eastAsia="Arial Unicode MS" w:cs="Arial Unicode MS"/>
+          <w:rFonts w:ascii="Menlo" w:hAnsi="Menlo" w:eastAsia="PingFang SC" w:cs="PingFang SC"/>
           <w:b w:val="0"/>
           <w:color w:val="1F4D78"/>
           <w:sz w:val="20"/>
@@ -1026,14 +920,14 @@
       </w:r>
       <w:r>
         <w:rPr>
-          <w:rFonts w:ascii="Arial Unicode MS" w:hAnsi="Arial Unicode MS" w:eastAsia="Arial Unicode MS" w:cs="Arial Unicode MS"/>
+          <w:rFonts w:ascii="Arial" w:hAnsi="Arial" w:eastAsia="PingFang SC" w:cs="PingFang SC"/>
           <w:b w:val="0"/>
         </w:rPr>
         <w:t xml:space="preserve"> 和 </w:t>
       </w:r>
       <w:r>
         <w:rPr>
-          <w:rFonts w:ascii="Menlo" w:hAnsi="Menlo" w:eastAsia="Arial Unicode MS" w:cs="Arial Unicode MS"/>
+          <w:rFonts w:ascii="Menlo" w:hAnsi="Menlo" w:eastAsia="PingFang SC" w:cs="PingFang SC"/>
           <w:b w:val="0"/>
           <w:color w:val="1F4D78"/>
           <w:sz w:val="20"/>
@@ -1042,7 +936,7 @@
       </w:r>
       <w:r>
         <w:rPr>
-          <w:rFonts w:ascii="Arial Unicode MS" w:hAnsi="Arial Unicode MS" w:eastAsia="Arial Unicode MS" w:cs="Arial Unicode MS"/>
+          <w:rFonts w:ascii="Arial" w:hAnsi="Arial" w:eastAsia="PingFang SC" w:cs="PingFang SC"/>
           <w:b w:val="0"/>
         </w:rPr>
         <w:t>。</w:t>
@@ -1058,7 +952,7 @@
         <w:drawing>
           <wp:inline xmlns:a="http://schemas.openxmlformats.org/drawingml/2006/main" xmlns:pic="http://schemas.openxmlformats.org/drawingml/2006/picture">
             <wp:extent cx="5623560" cy="3498627"/>
-            <wp:docPr id="4" name="Picture 4" descr="Mac 访达中找到 .codex 文件夹" title="Mac 访达中找到 .codex 文件夹"/>
+            <wp:docPr id="2" name="Picture 2" descr="Mac 访达中找到 .codex 文件夹" title="Mac 访达中找到 .codex 文件夹"/>
             <wp:cNvGraphicFramePr>
               <a:graphicFrameLocks noChangeAspect="1"/>
             </wp:cNvGraphicFramePr>
@@ -1070,7 +964,7 @@
                     <pic:cNvPicPr/>
                   </pic:nvPicPr>
                   <pic:blipFill>
-                    <a:blip r:embed="rId15"/>
+                    <a:blip r:embed="rId13"/>
                     <a:stretch>
                       <a:fillRect/>
                     </a:stretch>
@@ -1095,14 +989,14 @@
       </w:pPr>
       <w:r>
         <w:rPr>
-          <w:rFonts w:ascii="Arial Unicode MS" w:hAnsi="Arial Unicode MS" w:eastAsia="Arial Unicode MS" w:cs="Arial Unicode MS"/>
+          <w:rFonts w:ascii="Arial" w:hAnsi="Arial" w:eastAsia="PingFang SC" w:cs="PingFang SC"/>
           <w:b w:val="0"/>
         </w:rPr>
-        <w:t xml:space="preserve">图 3：Mac 在用户目录中找到 </w:t>
+        <w:t xml:space="preserve">图 2：Mac 在用户目录中找到 </w:t>
       </w:r>
       <w:r>
         <w:rPr>
-          <w:rFonts w:ascii="Menlo" w:hAnsi="Menlo" w:eastAsia="Arial Unicode MS" w:cs="Arial Unicode MS"/>
+          <w:rFonts w:ascii="Menlo" w:hAnsi="Menlo" w:eastAsia="PingFang SC" w:cs="PingFang SC"/>
           <w:b w:val="0"/>
           <w:color w:val="1F4D78"/>
           <w:sz w:val="20"/>
@@ -1111,7 +1005,7 @@
       </w:r>
       <w:r>
         <w:rPr>
-          <w:rFonts w:ascii="Arial Unicode MS" w:hAnsi="Arial Unicode MS" w:eastAsia="Arial Unicode MS" w:cs="Arial Unicode MS"/>
+          <w:rFonts w:ascii="Arial" w:hAnsi="Arial" w:eastAsia="PingFang SC" w:cs="PingFang SC"/>
           <w:b w:val="0"/>
         </w:rPr>
         <w:t>。</w:t>
@@ -1127,7 +1021,7 @@
         <w:drawing>
           <wp:inline xmlns:a="http://schemas.openxmlformats.org/drawingml/2006/main" xmlns:pic="http://schemas.openxmlformats.org/drawingml/2006/picture">
             <wp:extent cx="5623560" cy="3513829"/>
-            <wp:docPr id="5" name="Picture 5" descr=".codex 文件夹中的 config.toml 和 auth.json" title=".codex 文件夹中的 config.toml 和 auth.json"/>
+            <wp:docPr id="3" name="Picture 3" descr=".codex 文件夹中的 config.toml 和 auth.json" title=".codex 文件夹中的 config.toml 和 auth.json"/>
             <wp:cNvGraphicFramePr>
               <a:graphicFrameLocks noChangeAspect="1"/>
             </wp:cNvGraphicFramePr>
@@ -1139,7 +1033,7 @@
                     <pic:cNvPicPr/>
                   </pic:nvPicPr>
                   <pic:blipFill>
-                    <a:blip r:embed="rId16"/>
+                    <a:blip r:embed="rId14"/>
                     <a:stretch>
                       <a:fillRect/>
                     </a:stretch>
@@ -1164,14 +1058,14 @@
       </w:pPr>
       <w:r>
         <w:rPr>
-          <w:rFonts w:ascii="Arial Unicode MS" w:hAnsi="Arial Unicode MS" w:eastAsia="Arial Unicode MS" w:cs="Arial Unicode MS"/>
+          <w:rFonts w:ascii="Arial" w:hAnsi="Arial" w:eastAsia="PingFang SC" w:cs="PingFang SC"/>
           <w:b w:val="0"/>
         </w:rPr>
-        <w:t xml:space="preserve">图 4：确认存在 </w:t>
+        <w:t xml:space="preserve">图 3：确认存在 </w:t>
       </w:r>
       <w:r>
         <w:rPr>
-          <w:rFonts w:ascii="Menlo" w:hAnsi="Menlo" w:eastAsia="Arial Unicode MS" w:cs="Arial Unicode MS"/>
+          <w:rFonts w:ascii="Menlo" w:hAnsi="Menlo" w:eastAsia="PingFang SC" w:cs="PingFang SC"/>
           <w:b w:val="0"/>
           <w:color w:val="1F4D78"/>
           <w:sz w:val="20"/>
@@ -1180,14 +1074,14 @@
       </w:r>
       <w:r>
         <w:rPr>
-          <w:rFonts w:ascii="Arial Unicode MS" w:hAnsi="Arial Unicode MS" w:eastAsia="Arial Unicode MS" w:cs="Arial Unicode MS"/>
+          <w:rFonts w:ascii="Arial" w:hAnsi="Arial" w:eastAsia="PingFang SC" w:cs="PingFang SC"/>
           <w:b w:val="0"/>
         </w:rPr>
         <w:t xml:space="preserve"> 和 </w:t>
       </w:r>
       <w:r>
         <w:rPr>
-          <w:rFonts w:ascii="Menlo" w:hAnsi="Menlo" w:eastAsia="Arial Unicode MS" w:cs="Arial Unicode MS"/>
+          <w:rFonts w:ascii="Menlo" w:hAnsi="Menlo" w:eastAsia="PingFang SC" w:cs="PingFang SC"/>
           <w:b w:val="0"/>
           <w:color w:val="1F4D78"/>
           <w:sz w:val="20"/>
@@ -1196,7 +1090,7 @@
       </w:r>
       <w:r>
         <w:rPr>
-          <w:rFonts w:ascii="Arial Unicode MS" w:hAnsi="Arial Unicode MS" w:eastAsia="Arial Unicode MS" w:cs="Arial Unicode MS"/>
+          <w:rFonts w:ascii="Arial" w:hAnsi="Arial" w:eastAsia="PingFang SC" w:cs="PingFang SC"/>
           <w:b w:val="0"/>
         </w:rPr>
         <w:t>。</w:t>
@@ -1208,63 +1102,10 @@
       </w:pPr>
       <w:r>
         <w:rPr>
-          <w:rFonts w:ascii="Arial Unicode MS" w:hAnsi="Arial Unicode MS" w:eastAsia="Arial Unicode MS" w:cs="Arial Unicode MS"/>
+          <w:rFonts w:ascii="Arial" w:hAnsi="Arial" w:eastAsia="PingFang SC" w:cs="PingFang SC"/>
           <w:b w:val="0"/>
         </w:rPr>
         <w:t>如果是新手，直接按下面图片教程替换这两个文件就行了。</w:t>
-      </w:r>
-    </w:p>
-    <w:p>
-      <w:pPr>
-        <w:keepNext/>
-        <w:spacing w:before="80" w:after="40"/>
-        <w:jc w:val="center"/>
-      </w:pPr>
-      <w:r>
-        <w:drawing>
-          <wp:inline xmlns:a="http://schemas.openxmlformats.org/drawingml/2006/main" xmlns:pic="http://schemas.openxmlformats.org/drawingml/2006/picture">
-            <wp:extent cx="5623560" cy="5381549"/>
-            <wp:docPr id="6" name="Picture 6" descr="Codex 配置内容粘贴示例，密钥已脱敏" title="Codex 配置内容粘贴示例，密钥已脱敏"/>
-            <wp:cNvGraphicFramePr>
-              <a:graphicFrameLocks noChangeAspect="1"/>
-            </wp:cNvGraphicFramePr>
-            <a:graphic>
-              <a:graphicData uri="http://schemas.openxmlformats.org/drawingml/2006/picture">
-                <pic:pic>
-                  <pic:nvPicPr>
-                    <pic:cNvPr id="0" name="image-31.png"/>
-                    <pic:cNvPicPr/>
-                  </pic:nvPicPr>
-                  <pic:blipFill>
-                    <a:blip r:embed="rId14"/>
-                    <a:stretch>
-                      <a:fillRect/>
-                    </a:stretch>
-                  </pic:blipFill>
-                  <pic:spPr>
-                    <a:xfrm>
-                      <a:off x="0" y="0"/>
-                      <a:ext cx="5623560" cy="5381549"/>
-                    </a:xfrm>
-                    <a:prstGeom prst="rect"/>
-                  </pic:spPr>
-                </pic:pic>
-              </a:graphicData>
-            </a:graphic>
-          </wp:inline>
-        </w:drawing>
-      </w:r>
-    </w:p>
-    <w:p>
-      <w:pPr>
-        <w:pStyle w:val="Caption"/>
-      </w:pPr>
-      <w:r>
-        <w:rPr>
-          <w:rFonts w:ascii="Arial Unicode MS" w:hAnsi="Arial Unicode MS" w:eastAsia="Arial Unicode MS" w:cs="Arial Unicode MS"/>
-          <w:b w:val="0"/>
-        </w:rPr>
-        <w:t>图 5：配置示例，截图中的 API Key 已脱敏。请使用你自己的密钥，不要复制教程截图。</w:t>
       </w:r>
     </w:p>
     <w:p>
@@ -1273,7 +1114,7 @@
       </w:pPr>
       <w:r>
         <w:rPr>
-          <w:rFonts w:ascii="Arial Unicode MS" w:hAnsi="Arial Unicode MS" w:eastAsia="Arial Unicode MS" w:cs="Arial Unicode MS"/>
+          <w:rFonts w:ascii="Arial" w:hAnsi="Arial" w:eastAsia="PingFang SC" w:cs="PingFang SC"/>
           <w:b w:val="0"/>
         </w:rPr>
         <w:t>2. 重新打开 Codex 并使用 API 登录</w:t>
@@ -1285,15 +1126,15 @@
       </w:pPr>
       <w:r>
         <w:rPr>
-          <w:rFonts w:ascii="Arial Unicode MS" w:hAnsi="Arial Unicode MS" w:eastAsia="Arial Unicode MS" w:cs="Arial Unicode MS"/>
+          <w:rFonts w:ascii="Arial" w:hAnsi="Arial" w:eastAsia="PingFang SC" w:cs="PingFang SC"/>
           <w:b w:val="0"/>
         </w:rPr>
         <w:t xml:space="preserve">完成文件配置后重新打开 Codex，选择“换种方式登录”，再选择 API 登录并粘贴自己的 API 密钥。API 密钥从 </w:t>
       </w:r>
-      <w:hyperlink r:id="rId17">
+      <w:hyperlink r:id="rId15">
         <w:r>
           <w:rPr>
-            <w:rFonts w:ascii="Arial Unicode MS" w:hAnsi="Arial Unicode MS" w:eastAsia="Arial Unicode MS" w:cs="Arial Unicode MS"/>
+            <w:rFonts w:ascii="Arial" w:hAnsi="Arial" w:eastAsia="PingFang SC" w:cs="PingFang SC"/>
             <w:color w:val="0563C1"/>
             <w:u w:val="single"/>
           </w:rPr>
@@ -1302,7 +1143,7 @@
       </w:hyperlink>
       <w:r>
         <w:rPr>
-          <w:rFonts w:ascii="Arial Unicode MS" w:hAnsi="Arial Unicode MS" w:eastAsia="Arial Unicode MS" w:cs="Arial Unicode MS"/>
+          <w:rFonts w:ascii="Arial" w:hAnsi="Arial" w:eastAsia="PingFang SC" w:cs="PingFang SC"/>
           <w:b w:val="0"/>
         </w:rPr>
         <w:t xml:space="preserve"> 获取。</w:t>
@@ -1318,7 +1159,7 @@
         <w:drawing>
           <wp:inline xmlns:a="http://schemas.openxmlformats.org/drawingml/2006/main" xmlns:pic="http://schemas.openxmlformats.org/drawingml/2006/picture">
             <wp:extent cx="5623560" cy="3734395"/>
-            <wp:docPr id="7" name="Picture 7" descr="Codex 选择换种方式登录" title="Codex 选择换种方式登录"/>
+            <wp:docPr id="4" name="Picture 4" descr="Codex 选择换种方式登录" title="Codex 选择换种方式登录"/>
             <wp:cNvGraphicFramePr>
               <a:graphicFrameLocks noChangeAspect="1"/>
             </wp:cNvGraphicFramePr>
@@ -1330,7 +1171,7 @@
                     <pic:cNvPicPr/>
                   </pic:nvPicPr>
                   <pic:blipFill>
-                    <a:blip r:embed="rId18"/>
+                    <a:blip r:embed="rId16"/>
                     <a:stretch>
                       <a:fillRect/>
                     </a:stretch>
@@ -1355,10 +1196,10 @@
       </w:pPr>
       <w:r>
         <w:rPr>
-          <w:rFonts w:ascii="Arial Unicode MS" w:hAnsi="Arial Unicode MS" w:eastAsia="Arial Unicode MS" w:cs="Arial Unicode MS"/>
+          <w:rFonts w:ascii="Arial" w:hAnsi="Arial" w:eastAsia="PingFang SC" w:cs="PingFang SC"/>
           <w:b w:val="0"/>
         </w:rPr>
-        <w:t>图 6：选择“换种方式登录”。</w:t>
+        <w:t>图 4：选择“换种方式登录”。</w:t>
       </w:r>
     </w:p>
     <w:p>
@@ -1371,7 +1212,7 @@
         <w:drawing>
           <wp:inline xmlns:a="http://schemas.openxmlformats.org/drawingml/2006/main" xmlns:pic="http://schemas.openxmlformats.org/drawingml/2006/picture">
             <wp:extent cx="5623560" cy="3734395"/>
-            <wp:docPr id="8" name="Picture 8" descr="Codex API 登录输入框" title="Codex API 登录输入框"/>
+            <wp:docPr id="5" name="Picture 5" descr="Codex API 登录输入框" title="Codex API 登录输入框"/>
             <wp:cNvGraphicFramePr>
               <a:graphicFrameLocks noChangeAspect="1"/>
             </wp:cNvGraphicFramePr>
@@ -1383,7 +1224,7 @@
                     <pic:cNvPicPr/>
                   </pic:nvPicPr>
                   <pic:blipFill>
-                    <a:blip r:embed="rId19"/>
+                    <a:blip r:embed="rId17"/>
                     <a:stretch>
                       <a:fillRect/>
                     </a:stretch>
@@ -1408,10 +1249,10 @@
       </w:pPr>
       <w:r>
         <w:rPr>
-          <w:rFonts w:ascii="Arial Unicode MS" w:hAnsi="Arial Unicode MS" w:eastAsia="Arial Unicode MS" w:cs="Arial Unicode MS"/>
+          <w:rFonts w:ascii="Arial" w:hAnsi="Arial" w:eastAsia="PingFang SC" w:cs="PingFang SC"/>
           <w:b w:val="0"/>
         </w:rPr>
-        <w:t>图 7：选择 API 登录并粘贴密钥。</w:t>
+        <w:t>图 5：选择 API 登录并粘贴密钥。</w:t>
       </w:r>
     </w:p>
     <w:p>
@@ -1424,7 +1265,7 @@
         <w:drawing>
           <wp:inline xmlns:a="http://schemas.openxmlformats.org/drawingml/2006/main" xmlns:pic="http://schemas.openxmlformats.org/drawingml/2006/picture">
             <wp:extent cx="5623560" cy="1293632"/>
-            <wp:docPr id="9" name="Picture 9" descr="中转服务 API 密钥复制位置，密钥已脱敏" title="中转服务 API 密钥复制位置，密钥已脱敏"/>
+            <wp:docPr id="6" name="Picture 6" descr="中转服务 API 密钥复制位置，密钥已脱敏" title="中转服务 API 密钥复制位置，密钥已脱敏"/>
             <wp:cNvGraphicFramePr>
               <a:graphicFrameLocks noChangeAspect="1"/>
             </wp:cNvGraphicFramePr>
@@ -1436,7 +1277,7 @@
                     <pic:cNvPicPr/>
                   </pic:nvPicPr>
                   <pic:blipFill>
-                    <a:blip r:embed="rId20"/>
+                    <a:blip r:embed="rId18"/>
                     <a:stretch>
                       <a:fillRect/>
                     </a:stretch>
@@ -1461,10 +1302,10 @@
       </w:pPr>
       <w:r>
         <w:rPr>
-          <w:rFonts w:ascii="Arial Unicode MS" w:hAnsi="Arial Unicode MS" w:eastAsia="Arial Unicode MS" w:cs="Arial Unicode MS"/>
+          <w:rFonts w:ascii="Arial" w:hAnsi="Arial" w:eastAsia="PingFang SC" w:cs="PingFang SC"/>
           <w:b w:val="0"/>
         </w:rPr>
-        <w:t>图 8：从中转后台复制你自己的 API Key。</w:t>
+        <w:t>图 6：从中转后台复制你自己的 API Key。</w:t>
       </w:r>
     </w:p>
     <w:p>
@@ -1473,7 +1314,7 @@
       </w:pPr>
       <w:r>
         <w:rPr>
-          <w:rFonts w:ascii="Arial Unicode MS" w:hAnsi="Arial Unicode MS" w:eastAsia="Arial Unicode MS" w:cs="Arial Unicode MS"/>
+          <w:rFonts w:ascii="Arial" w:hAnsi="Arial" w:eastAsia="PingFang SC" w:cs="PingFang SC"/>
           <w:b w:val="0"/>
         </w:rPr>
         <w:t>验证与排错</w:t>
@@ -1485,7 +1326,7 @@
       </w:pPr>
       <w:r>
         <w:rPr>
-          <w:rFonts w:ascii="Arial Unicode MS" w:hAnsi="Arial Unicode MS" w:eastAsia="Arial Unicode MS" w:cs="Arial Unicode MS"/>
+          <w:rFonts w:ascii="Arial" w:hAnsi="Arial" w:eastAsia="PingFang SC" w:cs="PingFang SC"/>
           <w:b w:val="0"/>
         </w:rPr>
         <w:t>1. 一行命令自检（推荐）</w:t>
@@ -1497,14 +1338,14 @@
       </w:pPr>
       <w:r>
         <w:rPr>
-          <w:rFonts w:ascii="Arial Unicode MS" w:hAnsi="Arial Unicode MS" w:eastAsia="Arial Unicode MS" w:cs="Arial Unicode MS"/>
+          <w:rFonts w:ascii="Arial" w:hAnsi="Arial" w:eastAsia="PingFang SC" w:cs="PingFang SC"/>
           <w:b w:val="0"/>
         </w:rPr>
         <w:t xml:space="preserve">复制下方命令到终端，把 </w:t>
       </w:r>
       <w:r>
         <w:rPr>
-          <w:rFonts w:ascii="Menlo" w:hAnsi="Menlo" w:eastAsia="Arial Unicode MS" w:cs="Arial Unicode MS"/>
+          <w:rFonts w:ascii="Menlo" w:hAnsi="Menlo" w:eastAsia="PingFang SC" w:cs="PingFang SC"/>
           <w:b w:val="0"/>
           <w:color w:val="1F4D78"/>
           <w:sz w:val="20"/>
@@ -1513,7 +1354,7 @@
       </w:r>
       <w:r>
         <w:rPr>
-          <w:rFonts w:ascii="Arial Unicode MS" w:hAnsi="Arial Unicode MS" w:eastAsia="Arial Unicode MS" w:cs="Arial Unicode MS"/>
+          <w:rFonts w:ascii="Arial" w:hAnsi="Arial" w:eastAsia="PingFang SC" w:cs="PingFang SC"/>
           <w:b w:val="0"/>
         </w:rPr>
         <w:t xml:space="preserve"> 换成你的真实密钥。如果能返回模型清单，说明 Key 与 base_url 基本正常。</w:t>
@@ -1528,7 +1369,7 @@
       </w:pPr>
       <w:r>
         <w:rPr>
-          <w:rFonts w:ascii="Menlo" w:hAnsi="Menlo" w:eastAsia="Arial Unicode MS" w:cs="Arial Unicode MS"/>
+          <w:rFonts w:ascii="Menlo" w:hAnsi="Menlo" w:eastAsia="PingFang SC" w:cs="PingFang SC"/>
           <w:color w:val="0B2545"/>
           <w:sz w:val="18"/>
         </w:rPr>
@@ -1547,21 +1388,21 @@
       </w:pPr>
       <w:r>
         <w:rPr>
-          <w:rFonts w:ascii="Arial Unicode MS" w:hAnsi="Arial Unicode MS" w:eastAsia="Arial Unicode MS" w:cs="Arial Unicode MS"/>
+          <w:rFonts w:ascii="Arial" w:hAnsi="Arial" w:eastAsia="PingFang SC" w:cs="PingFang SC"/>
           <w:b/>
         </w:rPr>
         <w:t>Windows PowerShell</w:t>
       </w:r>
       <w:r>
         <w:rPr>
-          <w:rFonts w:ascii="Arial Unicode MS" w:hAnsi="Arial Unicode MS" w:eastAsia="Arial Unicode MS" w:cs="Arial Unicode MS"/>
+          <w:rFonts w:ascii="Arial" w:hAnsi="Arial" w:eastAsia="PingFang SC" w:cs="PingFang SC"/>
           <w:b w:val="0"/>
         </w:rPr>
         <w:t xml:space="preserve"> 用户请把 </w:t>
       </w:r>
       <w:r>
         <w:rPr>
-          <w:rFonts w:ascii="Menlo" w:hAnsi="Menlo" w:eastAsia="Arial Unicode MS" w:cs="Arial Unicode MS"/>
+          <w:rFonts w:ascii="Menlo" w:hAnsi="Menlo" w:eastAsia="PingFang SC" w:cs="PingFang SC"/>
           <w:b w:val="0"/>
           <w:color w:val="1F4D78"/>
           <w:sz w:val="20"/>
@@ -1570,14 +1411,14 @@
       </w:r>
       <w:r>
         <w:rPr>
-          <w:rFonts w:ascii="Arial Unicode MS" w:hAnsi="Arial Unicode MS" w:eastAsia="Arial Unicode MS" w:cs="Arial Unicode MS"/>
+          <w:rFonts w:ascii="Arial" w:hAnsi="Arial" w:eastAsia="PingFang SC" w:cs="PingFang SC"/>
           <w:b w:val="0"/>
         </w:rPr>
         <w:t xml:space="preserve"> 续行符换成反引号 `</w:t>
       </w:r>
       <w:r>
         <w:rPr>
-          <w:rFonts w:ascii="Menlo" w:hAnsi="Menlo" w:eastAsia="Arial Unicode MS" w:cs="Arial Unicode MS"/>
+          <w:rFonts w:ascii="Menlo" w:hAnsi="Menlo" w:eastAsia="PingFang SC" w:cs="PingFang SC"/>
           <w:b w:val="0"/>
           <w:color w:val="1F4D78"/>
           <w:sz w:val="20"/>
@@ -1586,7 +1427,7 @@
       </w:r>
       <w:r>
         <w:rPr>
-          <w:rFonts w:ascii="Arial Unicode MS" w:hAnsi="Arial Unicode MS" w:eastAsia="Arial Unicode MS" w:cs="Arial Unicode MS"/>
+          <w:rFonts w:ascii="Arial" w:hAnsi="Arial" w:eastAsia="PingFang SC" w:cs="PingFang SC"/>
           <w:b w:val="0"/>
         </w:rPr>
         <w:t xml:space="preserve"> ``，或直接写成单行。</w:t>
@@ -1602,14 +1443,14 @@
       </w:pPr>
       <w:r>
         <w:rPr>
-          <w:rFonts w:ascii="Arial Unicode MS" w:hAnsi="Arial Unicode MS" w:eastAsia="Arial Unicode MS" w:cs="Arial Unicode MS"/>
+          <w:rFonts w:ascii="Arial" w:hAnsi="Arial" w:eastAsia="PingFang SC" w:cs="PingFang SC"/>
           <w:b w:val="0"/>
         </w:rPr>
         <w:t xml:space="preserve">如果你的“使用密钥”弹窗显示的 base_url 不是 </w:t>
       </w:r>
       <w:r>
         <w:rPr>
-          <w:rFonts w:ascii="Menlo" w:hAnsi="Menlo" w:eastAsia="Arial Unicode MS" w:cs="Arial Unicode MS"/>
+          <w:rFonts w:ascii="Menlo" w:hAnsi="Menlo" w:eastAsia="PingFang SC" w:cs="PingFang SC"/>
           <w:b w:val="0"/>
           <w:color w:val="1F4D78"/>
           <w:sz w:val="20"/>
@@ -1618,7 +1459,7 @@
       </w:r>
       <w:r>
         <w:rPr>
-          <w:rFonts w:ascii="Arial Unicode MS" w:hAnsi="Arial Unicode MS" w:eastAsia="Arial Unicode MS" w:cs="Arial Unicode MS"/>
+          <w:rFonts w:ascii="Arial" w:hAnsi="Arial" w:eastAsia="PingFang SC" w:cs="PingFang SC"/>
           <w:b w:val="0"/>
         </w:rPr>
         <w:t xml:space="preserve"> 结尾，请以弹窗为准调整命令。</w:t>
@@ -1630,7 +1471,7 @@
       </w:pPr>
       <w:r>
         <w:rPr>
-          <w:rFonts w:ascii="Arial Unicode MS" w:hAnsi="Arial Unicode MS" w:eastAsia="Arial Unicode MS" w:cs="Arial Unicode MS"/>
+          <w:rFonts w:ascii="Arial" w:hAnsi="Arial" w:eastAsia="PingFang SC" w:cs="PingFang SC"/>
           <w:b w:val="0"/>
         </w:rPr>
         <w:t>2. 登录失败时快速检查</w:t>
@@ -1646,7 +1487,7 @@
       </w:pPr>
       <w:r>
         <w:rPr>
-          <w:rFonts w:ascii="Arial Unicode MS" w:hAnsi="Arial Unicode MS" w:eastAsia="Arial Unicode MS" w:cs="Arial Unicode MS"/>
+          <w:rFonts w:ascii="Arial" w:hAnsi="Arial" w:eastAsia="PingFang SC" w:cs="PingFang SC"/>
           <w:b w:val="0"/>
         </w:rPr>
         <w:t>编辑配置前是否已经完全关闭 Codex？</w:t>
@@ -1662,7 +1503,7 @@
       </w:pPr>
       <w:r>
         <w:rPr>
-          <w:rFonts w:ascii="Menlo" w:hAnsi="Menlo" w:eastAsia="Arial Unicode MS" w:cs="Arial Unicode MS"/>
+          <w:rFonts w:ascii="Menlo" w:hAnsi="Menlo" w:eastAsia="PingFang SC" w:cs="PingFang SC"/>
           <w:b w:val="0"/>
           <w:color w:val="1F4D78"/>
           <w:sz w:val="20"/>
@@ -1671,14 +1512,14 @@
       </w:r>
       <w:r>
         <w:rPr>
-          <w:rFonts w:ascii="Arial Unicode MS" w:hAnsi="Arial Unicode MS" w:eastAsia="Arial Unicode MS" w:cs="Arial Unicode MS"/>
+          <w:rFonts w:ascii="Arial" w:hAnsi="Arial" w:eastAsia="PingFang SC" w:cs="PingFang SC"/>
           <w:b w:val="0"/>
         </w:rPr>
         <w:t xml:space="preserve"> 和 </w:t>
       </w:r>
       <w:r>
         <w:rPr>
-          <w:rFonts w:ascii="Menlo" w:hAnsi="Menlo" w:eastAsia="Arial Unicode MS" w:cs="Arial Unicode MS"/>
+          <w:rFonts w:ascii="Menlo" w:hAnsi="Menlo" w:eastAsia="PingFang SC" w:cs="PingFang SC"/>
           <w:b w:val="0"/>
           <w:color w:val="1F4D78"/>
           <w:sz w:val="20"/>
@@ -1687,14 +1528,14 @@
       </w:r>
       <w:r>
         <w:rPr>
-          <w:rFonts w:ascii="Arial Unicode MS" w:hAnsi="Arial Unicode MS" w:eastAsia="Arial Unicode MS" w:cs="Arial Unicode MS"/>
+          <w:rFonts w:ascii="Arial" w:hAnsi="Arial" w:eastAsia="PingFang SC" w:cs="PingFang SC"/>
           <w:b w:val="0"/>
         </w:rPr>
         <w:t xml:space="preserve"> 是否放在同一个 </w:t>
       </w:r>
       <w:r>
         <w:rPr>
-          <w:rFonts w:ascii="Menlo" w:hAnsi="Menlo" w:eastAsia="Arial Unicode MS" w:cs="Arial Unicode MS"/>
+          <w:rFonts w:ascii="Menlo" w:hAnsi="Menlo" w:eastAsia="PingFang SC" w:cs="PingFang SC"/>
           <w:b w:val="0"/>
           <w:color w:val="1F4D78"/>
           <w:sz w:val="20"/>
@@ -1703,7 +1544,7 @@
       </w:r>
       <w:r>
         <w:rPr>
-          <w:rFonts w:ascii="Arial Unicode MS" w:hAnsi="Arial Unicode MS" w:eastAsia="Arial Unicode MS" w:cs="Arial Unicode MS"/>
+          <w:rFonts w:ascii="Arial" w:hAnsi="Arial" w:eastAsia="PingFang SC" w:cs="PingFang SC"/>
           <w:b w:val="0"/>
         </w:rPr>
         <w:t xml:space="preserve"> 目录？</w:t>
@@ -1719,7 +1560,7 @@
       </w:pPr>
       <w:r>
         <w:rPr>
-          <w:rFonts w:ascii="Arial Unicode MS" w:hAnsi="Arial Unicode MS" w:eastAsia="Arial Unicode MS" w:cs="Arial Unicode MS"/>
+          <w:rFonts w:ascii="Arial" w:hAnsi="Arial" w:eastAsia="PingFang SC" w:cs="PingFang SC"/>
           <w:b w:val="0"/>
         </w:rPr>
         <w:t>是否粘贴了你自己生成的 API Key，而不是教程截图中的示例？</w:t>
@@ -1735,7 +1576,7 @@
       </w:pPr>
       <w:r>
         <w:rPr>
-          <w:rFonts w:ascii="Arial Unicode MS" w:hAnsi="Arial Unicode MS" w:eastAsia="Arial Unicode MS" w:cs="Arial Unicode MS"/>
+          <w:rFonts w:ascii="Arial" w:hAnsi="Arial" w:eastAsia="PingFang SC" w:cs="PingFang SC"/>
           <w:b w:val="0"/>
         </w:rPr>
         <w:t>创建密钥时是否按来源选择正确分组：质保网站补发的中转码选“质保补偿”，链动小铺额度兑换码选“GPT”或订阅分组？</w:t>
@@ -1747,7 +1588,7 @@
       </w:pPr>
       <w:r>
         <w:rPr>
-          <w:rFonts w:ascii="Arial Unicode MS" w:hAnsi="Arial Unicode MS" w:eastAsia="Arial Unicode MS" w:cs="Arial Unicode MS"/>
+          <w:rFonts w:ascii="Arial" w:hAnsi="Arial" w:eastAsia="PingFang SC" w:cs="PingFang SC"/>
           <w:b w:val="0"/>
         </w:rPr>
         <w:t>3. 常见报错对照表</w:t>
@@ -1790,7 +1631,7 @@
             </w:pPr>
             <w:r>
               <w:rPr>
-                <w:rFonts w:ascii="Arial Unicode MS" w:hAnsi="Arial Unicode MS" w:eastAsia="Arial Unicode MS" w:cs="Arial Unicode MS"/>
+                <w:rFonts w:ascii="Arial" w:hAnsi="Arial" w:eastAsia="PingFang SC" w:cs="PingFang SC"/>
                 <w:b/>
               </w:rPr>
               <w:t>报错 / 现象</w:t>
@@ -1809,7 +1650,7 @@
             </w:pPr>
             <w:r>
               <w:rPr>
-                <w:rFonts w:ascii="Arial Unicode MS" w:hAnsi="Arial Unicode MS" w:eastAsia="Arial Unicode MS" w:cs="Arial Unicode MS"/>
+                <w:rFonts w:ascii="Arial" w:hAnsi="Arial" w:eastAsia="PingFang SC" w:cs="PingFang SC"/>
                 <w:b/>
               </w:rPr>
               <w:t>原因</w:t>
@@ -1828,7 +1669,7 @@
             </w:pPr>
             <w:r>
               <w:rPr>
-                <w:rFonts w:ascii="Arial Unicode MS" w:hAnsi="Arial Unicode MS" w:eastAsia="Arial Unicode MS" w:cs="Arial Unicode MS"/>
+                <w:rFonts w:ascii="Arial" w:hAnsi="Arial" w:eastAsia="PingFang SC" w:cs="PingFang SC"/>
                 <w:b/>
               </w:rPr>
               <w:t>处理方式</w:t>
@@ -1851,7 +1692,7 @@
             </w:pPr>
             <w:r>
               <w:rPr>
-                <w:rFonts w:ascii="Menlo" w:hAnsi="Menlo" w:eastAsia="Arial Unicode MS" w:cs="Arial Unicode MS"/>
+                <w:rFonts w:ascii="Menlo" w:hAnsi="Menlo" w:eastAsia="PingFang SC" w:cs="PingFang SC"/>
                 <w:b w:val="0"/>
                 <w:color w:val="1F4D78"/>
                 <w:sz w:val="20"/>
@@ -1860,7 +1701,7 @@
             </w:r>
             <w:r>
               <w:rPr>
-                <w:rFonts w:ascii="Arial Unicode MS" w:hAnsi="Arial Unicode MS" w:eastAsia="Arial Unicode MS" w:cs="Arial Unicode MS"/>
+                <w:rFonts w:ascii="Arial" w:hAnsi="Arial" w:eastAsia="PingFang SC" w:cs="PingFang SC"/>
                 <w:b w:val="0"/>
               </w:rPr>
               <w:t xml:space="preserve"> / Incorrect API key</w:t>
@@ -1878,7 +1719,7 @@
             </w:pPr>
             <w:r>
               <w:rPr>
-                <w:rFonts w:ascii="Arial Unicode MS" w:hAnsi="Arial Unicode MS" w:eastAsia="Arial Unicode MS" w:cs="Arial Unicode MS"/>
+                <w:rFonts w:ascii="Arial" w:hAnsi="Arial" w:eastAsia="PingFang SC" w:cs="PingFang SC"/>
                 <w:b w:val="0"/>
               </w:rPr>
               <w:t>密钥错、被删，或配置时 Codex 已经在运行。</w:t>
@@ -1896,14 +1737,14 @@
             </w:pPr>
             <w:r>
               <w:rPr>
-                <w:rFonts w:ascii="Arial Unicode MS" w:hAnsi="Arial Unicode MS" w:eastAsia="Arial Unicode MS" w:cs="Arial Unicode MS"/>
+                <w:rFonts w:ascii="Arial" w:hAnsi="Arial" w:eastAsia="PingFang SC" w:cs="PingFang SC"/>
                 <w:b w:val="0"/>
               </w:rPr>
               <w:t xml:space="preserve">关闭 Codex，回到父教程重新创建或复制密钥，再重新配置 </w:t>
             </w:r>
             <w:r>
               <w:rPr>
-                <w:rFonts w:ascii="Menlo" w:hAnsi="Menlo" w:eastAsia="Arial Unicode MS" w:cs="Arial Unicode MS"/>
+                <w:rFonts w:ascii="Menlo" w:hAnsi="Menlo" w:eastAsia="PingFang SC" w:cs="PingFang SC"/>
                 <w:b w:val="0"/>
                 <w:color w:val="1F4D78"/>
                 <w:sz w:val="20"/>
@@ -1912,7 +1753,7 @@
             </w:r>
             <w:r>
               <w:rPr>
-                <w:rFonts w:ascii="Arial Unicode MS" w:hAnsi="Arial Unicode MS" w:eastAsia="Arial Unicode MS" w:cs="Arial Unicode MS"/>
+                <w:rFonts w:ascii="Arial" w:hAnsi="Arial" w:eastAsia="PingFang SC" w:cs="PingFang SC"/>
                 <w:b w:val="0"/>
               </w:rPr>
               <w:t xml:space="preserve"> 并登录。</w:t>
@@ -1935,7 +1776,7 @@
             </w:pPr>
             <w:r>
               <w:rPr>
-                <w:rFonts w:ascii="Menlo" w:hAnsi="Menlo" w:eastAsia="Arial Unicode MS" w:cs="Arial Unicode MS"/>
+                <w:rFonts w:ascii="Menlo" w:hAnsi="Menlo" w:eastAsia="PingFang SC" w:cs="PingFang SC"/>
                 <w:b w:val="0"/>
                 <w:color w:val="1F4D78"/>
                 <w:sz w:val="20"/>
@@ -1955,7 +1796,7 @@
             </w:pPr>
             <w:r>
               <w:rPr>
-                <w:rFonts w:ascii="Menlo" w:hAnsi="Menlo" w:eastAsia="Arial Unicode MS" w:cs="Arial Unicode MS"/>
+                <w:rFonts w:ascii="Menlo" w:hAnsi="Menlo" w:eastAsia="PingFang SC" w:cs="PingFang SC"/>
                 <w:b w:val="0"/>
                 <w:color w:val="1F4D78"/>
                 <w:sz w:val="20"/>
@@ -1964,14 +1805,14 @@
             </w:r>
             <w:r>
               <w:rPr>
-                <w:rFonts w:ascii="Arial Unicode MS" w:hAnsi="Arial Unicode MS" w:eastAsia="Arial Unicode MS" w:cs="Arial Unicode MS"/>
+                <w:rFonts w:ascii="Arial" w:hAnsi="Arial" w:eastAsia="PingFang SC" w:cs="PingFang SC"/>
                 <w:b w:val="0"/>
               </w:rPr>
               <w:t xml:space="preserve"> 写错，或客户端需要 </w:t>
             </w:r>
             <w:r>
               <w:rPr>
-                <w:rFonts w:ascii="Menlo" w:hAnsi="Menlo" w:eastAsia="Arial Unicode MS" w:cs="Arial Unicode MS"/>
+                <w:rFonts w:ascii="Menlo" w:hAnsi="Menlo" w:eastAsia="PingFang SC" w:cs="PingFang SC"/>
                 <w:b w:val="0"/>
                 <w:color w:val="1F4D78"/>
                 <w:sz w:val="20"/>
@@ -1980,7 +1821,7 @@
             </w:r>
             <w:r>
               <w:rPr>
-                <w:rFonts w:ascii="Arial Unicode MS" w:hAnsi="Arial Unicode MS" w:eastAsia="Arial Unicode MS" w:cs="Arial Unicode MS"/>
+                <w:rFonts w:ascii="Arial" w:hAnsi="Arial" w:eastAsia="PingFang SC" w:cs="PingFang SC"/>
                 <w:b w:val="0"/>
               </w:rPr>
               <w:t xml:space="preserve"> 但未填写。</w:t>
@@ -1998,14 +1839,14 @@
             </w:pPr>
             <w:r>
               <w:rPr>
-                <w:rFonts w:ascii="Arial Unicode MS" w:hAnsi="Arial Unicode MS" w:eastAsia="Arial Unicode MS" w:cs="Arial Unicode MS"/>
+                <w:rFonts w:ascii="Arial" w:hAnsi="Arial" w:eastAsia="PingFang SC" w:cs="PingFang SC"/>
                 <w:b w:val="0"/>
               </w:rPr>
               <w:t xml:space="preserve">检查是否与“使用密钥”弹窗一致；OpenAI-compatible 客户端通常使用 </w:t>
             </w:r>
             <w:r>
               <w:rPr>
-                <w:rFonts w:ascii="Menlo" w:hAnsi="Menlo" w:eastAsia="Arial Unicode MS" w:cs="Arial Unicode MS"/>
+                <w:rFonts w:ascii="Menlo" w:hAnsi="Menlo" w:eastAsia="PingFang SC" w:cs="PingFang SC"/>
                 <w:b w:val="0"/>
                 <w:color w:val="1F4D78"/>
                 <w:sz w:val="20"/>
@@ -2014,7 +1855,7 @@
             </w:r>
             <w:r>
               <w:rPr>
-                <w:rFonts w:ascii="Arial Unicode MS" w:hAnsi="Arial Unicode MS" w:eastAsia="Arial Unicode MS" w:cs="Arial Unicode MS"/>
+                <w:rFonts w:ascii="Arial" w:hAnsi="Arial" w:eastAsia="PingFang SC" w:cs="PingFang SC"/>
                 <w:b w:val="0"/>
               </w:rPr>
               <w:t>。</w:t>
@@ -2037,7 +1878,7 @@
             </w:pPr>
             <w:r>
               <w:rPr>
-                <w:rFonts w:ascii="Menlo" w:hAnsi="Menlo" w:eastAsia="Arial Unicode MS" w:cs="Arial Unicode MS"/>
+                <w:rFonts w:ascii="Menlo" w:hAnsi="Menlo" w:eastAsia="PingFang SC" w:cs="PingFang SC"/>
                 <w:b w:val="0"/>
                 <w:color w:val="1F4D78"/>
                 <w:sz w:val="20"/>
@@ -2046,14 +1887,14 @@
             </w:r>
             <w:r>
               <w:rPr>
-                <w:rFonts w:ascii="Arial Unicode MS" w:hAnsi="Arial Unicode MS" w:eastAsia="Arial Unicode MS" w:cs="Arial Unicode MS"/>
+                <w:rFonts w:ascii="Arial" w:hAnsi="Arial" w:eastAsia="PingFang SC" w:cs="PingFang SC"/>
                 <w:b w:val="0"/>
               </w:rPr>
               <w:t xml:space="preserve"> / </w:t>
             </w:r>
             <w:r>
               <w:rPr>
-                <w:rFonts w:ascii="Menlo" w:hAnsi="Menlo" w:eastAsia="Arial Unicode MS" w:cs="Arial Unicode MS"/>
+                <w:rFonts w:ascii="Menlo" w:hAnsi="Menlo" w:eastAsia="PingFang SC" w:cs="PingFang SC"/>
                 <w:b w:val="0"/>
                 <w:color w:val="1F4D78"/>
                 <w:sz w:val="20"/>
@@ -2062,14 +1903,14 @@
             </w:r>
             <w:r>
               <w:rPr>
-                <w:rFonts w:ascii="Arial Unicode MS" w:hAnsi="Arial Unicode MS" w:eastAsia="Arial Unicode MS" w:cs="Arial Unicode MS"/>
+                <w:rFonts w:ascii="Arial" w:hAnsi="Arial" w:eastAsia="PingFang SC" w:cs="PingFang SC"/>
                 <w:b w:val="0"/>
               </w:rPr>
               <w:t xml:space="preserve"> / </w:t>
             </w:r>
             <w:r>
               <w:rPr>
-                <w:rFonts w:ascii="Menlo" w:hAnsi="Menlo" w:eastAsia="Arial Unicode MS" w:cs="Arial Unicode MS"/>
+                <w:rFonts w:ascii="Menlo" w:hAnsi="Menlo" w:eastAsia="PingFang SC" w:cs="PingFang SC"/>
                 <w:b w:val="0"/>
                 <w:color w:val="1F4D78"/>
                 <w:sz w:val="20"/>
@@ -2089,7 +1930,7 @@
             </w:pPr>
             <w:r>
               <w:rPr>
-                <w:rFonts w:ascii="Arial Unicode MS" w:hAnsi="Arial Unicode MS" w:eastAsia="Arial Unicode MS" w:cs="Arial Unicode MS"/>
+                <w:rFonts w:ascii="Arial" w:hAnsi="Arial" w:eastAsia="PingFang SC" w:cs="PingFang SC"/>
                 <w:b w:val="0"/>
               </w:rPr>
               <w:t>充值未到账、额度用完、订阅日额度耗尽或触发频率限制。</w:t>
@@ -2105,10 +1946,10 @@
             <w:pPr>
               <w:spacing w:before="0" w:after="0" w:line="276" w:lineRule="auto"/>
             </w:pPr>
-            <w:hyperlink r:id="rId21">
+            <w:hyperlink r:id="rId19">
               <w:r>
                 <w:rPr>
-                  <w:rFonts w:ascii="Arial Unicode MS" w:hAnsi="Arial Unicode MS" w:eastAsia="Arial Unicode MS" w:cs="Arial Unicode MS"/>
+                  <w:rFonts w:ascii="Arial" w:hAnsi="Arial" w:eastAsia="PingFang SC" w:cs="PingFang SC"/>
                   <w:color w:val="0563C1"/>
                   <w:u w:val="single"/>
                 </w:rPr>
@@ -2117,7 +1958,7 @@
             </w:hyperlink>
             <w:r>
               <w:rPr>
-                <w:rFonts w:ascii="Arial Unicode MS" w:hAnsi="Arial Unicode MS" w:eastAsia="Arial Unicode MS" w:cs="Arial Unicode MS"/>
+                <w:rFonts w:ascii="Arial" w:hAnsi="Arial" w:eastAsia="PingFang SC" w:cs="PingFang SC"/>
                 <w:b w:val="0"/>
               </w:rPr>
               <w:t xml:space="preserve"> 查看余额和额度；必要时等待刷新或补充额度。</w:t>
@@ -2140,7 +1981,7 @@
             </w:pPr>
             <w:r>
               <w:rPr>
-                <w:rFonts w:ascii="Menlo" w:hAnsi="Menlo" w:eastAsia="Arial Unicode MS" w:cs="Arial Unicode MS"/>
+                <w:rFonts w:ascii="Menlo" w:hAnsi="Menlo" w:eastAsia="PingFang SC" w:cs="PingFang SC"/>
                 <w:b w:val="0"/>
                 <w:color w:val="1F4D78"/>
                 <w:sz w:val="20"/>
@@ -2160,7 +2001,7 @@
             </w:pPr>
             <w:r>
               <w:rPr>
-                <w:rFonts w:ascii="Arial Unicode MS" w:hAnsi="Arial Unicode MS" w:eastAsia="Arial Unicode MS" w:cs="Arial Unicode MS"/>
+                <w:rFonts w:ascii="Arial" w:hAnsi="Arial" w:eastAsia="PingFang SC" w:cs="PingFang SC"/>
                 <w:b w:val="0"/>
               </w:rPr>
               <w:t>模型 ID 拼错，或当前分组不支持该模型。</w:t>
@@ -2178,7 +2019,7 @@
             </w:pPr>
             <w:r>
               <w:rPr>
-                <w:rFonts w:ascii="Arial Unicode MS" w:hAnsi="Arial Unicode MS" w:eastAsia="Arial Unicode MS" w:cs="Arial Unicode MS"/>
+                <w:rFonts w:ascii="Arial" w:hAnsi="Arial" w:eastAsia="PingFang SC" w:cs="PingFang SC"/>
                 <w:b w:val="0"/>
               </w:rPr>
               <w:t>用 4.1 的 curl 命令查看模型清单，或按中转后台可用模型重新填写。</w:t>
@@ -2201,7 +2042,7 @@
             </w:pPr>
             <w:r>
               <w:rPr>
-                <w:rFonts w:ascii="Arial Unicode MS" w:hAnsi="Arial Unicode MS" w:eastAsia="Arial Unicode MS" w:cs="Arial Unicode MS"/>
+                <w:rFonts w:ascii="Arial" w:hAnsi="Arial" w:eastAsia="PingFang SC" w:cs="PingFang SC"/>
                 <w:b w:val="0"/>
               </w:rPr>
               <w:t>客户端启动后无反应</w:t>
@@ -2219,7 +2060,7 @@
             </w:pPr>
             <w:r>
               <w:rPr>
-                <w:rFonts w:ascii="Arial Unicode MS" w:hAnsi="Arial Unicode MS" w:eastAsia="Arial Unicode MS" w:cs="Arial Unicode MS"/>
+                <w:rFonts w:ascii="Arial" w:hAnsi="Arial" w:eastAsia="PingFang SC" w:cs="PingFang SC"/>
                 <w:b w:val="0"/>
               </w:rPr>
               <w:t>环境变量未生效，旧终端还在使用旧配置。</w:t>
@@ -2237,14 +2078,14 @@
             </w:pPr>
             <w:r>
               <w:rPr>
-                <w:rFonts w:ascii="Arial Unicode MS" w:hAnsi="Arial Unicode MS" w:eastAsia="Arial Unicode MS" w:cs="Arial Unicode MS"/>
+                <w:rFonts w:ascii="Arial" w:hAnsi="Arial" w:eastAsia="PingFang SC" w:cs="PingFang SC"/>
                 <w:b w:val="0"/>
               </w:rPr>
               <w:t xml:space="preserve">关闭并新开一个终端窗口，再启动 </w:t>
             </w:r>
             <w:r>
               <w:rPr>
-                <w:rFonts w:ascii="Menlo" w:hAnsi="Menlo" w:eastAsia="Arial Unicode MS" w:cs="Arial Unicode MS"/>
+                <w:rFonts w:ascii="Menlo" w:hAnsi="Menlo" w:eastAsia="PingFang SC" w:cs="PingFang SC"/>
                 <w:b w:val="0"/>
                 <w:color w:val="1F4D78"/>
                 <w:sz w:val="20"/>
@@ -2253,14 +2094,14 @@
             </w:r>
             <w:r>
               <w:rPr>
-                <w:rFonts w:ascii="Arial Unicode MS" w:hAnsi="Arial Unicode MS" w:eastAsia="Arial Unicode MS" w:cs="Arial Unicode MS"/>
+                <w:rFonts w:ascii="Arial" w:hAnsi="Arial" w:eastAsia="PingFang SC" w:cs="PingFang SC"/>
                 <w:b w:val="0"/>
               </w:rPr>
               <w:t xml:space="preserve"> / </w:t>
             </w:r>
             <w:r>
               <w:rPr>
-                <w:rFonts w:ascii="Menlo" w:hAnsi="Menlo" w:eastAsia="Arial Unicode MS" w:cs="Arial Unicode MS"/>
+                <w:rFonts w:ascii="Menlo" w:hAnsi="Menlo" w:eastAsia="PingFang SC" w:cs="PingFang SC"/>
                 <w:b w:val="0"/>
                 <w:color w:val="1F4D78"/>
                 <w:sz w:val="20"/>
@@ -2269,14 +2110,14 @@
             </w:r>
             <w:r>
               <w:rPr>
-                <w:rFonts w:ascii="Arial Unicode MS" w:hAnsi="Arial Unicode MS" w:eastAsia="Arial Unicode MS" w:cs="Arial Unicode MS"/>
+                <w:rFonts w:ascii="Arial" w:hAnsi="Arial" w:eastAsia="PingFang SC" w:cs="PingFang SC"/>
                 <w:b w:val="0"/>
               </w:rPr>
               <w:t xml:space="preserve"> / </w:t>
             </w:r>
             <w:r>
               <w:rPr>
-                <w:rFonts w:ascii="Menlo" w:hAnsi="Menlo" w:eastAsia="Arial Unicode MS" w:cs="Arial Unicode MS"/>
+                <w:rFonts w:ascii="Menlo" w:hAnsi="Menlo" w:eastAsia="PingFang SC" w:cs="PingFang SC"/>
                 <w:b w:val="0"/>
                 <w:color w:val="1F4D78"/>
                 <w:sz w:val="20"/>
@@ -2285,7 +2126,7 @@
             </w:r>
             <w:r>
               <w:rPr>
-                <w:rFonts w:ascii="Arial Unicode MS" w:hAnsi="Arial Unicode MS" w:eastAsia="Arial Unicode MS" w:cs="Arial Unicode MS"/>
+                <w:rFonts w:ascii="Arial" w:hAnsi="Arial" w:eastAsia="PingFang SC" w:cs="PingFang SC"/>
                 <w:b w:val="0"/>
               </w:rPr>
               <w:t>。</w:t>
@@ -2308,7 +2149,7 @@
             </w:pPr>
             <w:r>
               <w:rPr>
-                <w:rFonts w:ascii="Menlo" w:hAnsi="Menlo" w:eastAsia="Arial Unicode MS" w:cs="Arial Unicode MS"/>
+                <w:rFonts w:ascii="Menlo" w:hAnsi="Menlo" w:eastAsia="PingFang SC" w:cs="PingFang SC"/>
                 <w:b w:val="0"/>
                 <w:color w:val="1F4D78"/>
                 <w:sz w:val="20"/>
@@ -2317,14 +2158,14 @@
             </w:r>
             <w:r>
               <w:rPr>
-                <w:rFonts w:ascii="Arial Unicode MS" w:hAnsi="Arial Unicode MS" w:eastAsia="Arial Unicode MS" w:cs="Arial Unicode MS"/>
+                <w:rFonts w:ascii="Arial" w:hAnsi="Arial" w:eastAsia="PingFang SC" w:cs="PingFang SC"/>
                 <w:b w:val="0"/>
               </w:rPr>
               <w:t xml:space="preserve"> / </w:t>
             </w:r>
             <w:r>
               <w:rPr>
-                <w:rFonts w:ascii="Menlo" w:hAnsi="Menlo" w:eastAsia="Arial Unicode MS" w:cs="Arial Unicode MS"/>
+                <w:rFonts w:ascii="Menlo" w:hAnsi="Menlo" w:eastAsia="PingFang SC" w:cs="PingFang SC"/>
                 <w:b w:val="0"/>
                 <w:color w:val="1F4D78"/>
                 <w:sz w:val="20"/>
@@ -2344,7 +2185,7 @@
             </w:pPr>
             <w:r>
               <w:rPr>
-                <w:rFonts w:ascii="Arial Unicode MS" w:hAnsi="Arial Unicode MS" w:eastAsia="Arial Unicode MS" w:cs="Arial Unicode MS"/>
+                <w:rFonts w:ascii="Arial" w:hAnsi="Arial" w:eastAsia="PingFang SC" w:cs="PingFang SC"/>
                 <w:b w:val="0"/>
               </w:rPr>
               <w:t>Windows 默认隐藏文件后缀，实际创建成了文本文件。</w:t>
@@ -2362,7 +2203,7 @@
             </w:pPr>
             <w:r>
               <w:rPr>
-                <w:rFonts w:ascii="Arial Unicode MS" w:hAnsi="Arial Unicode MS" w:eastAsia="Arial Unicode MS" w:cs="Arial Unicode MS"/>
+                <w:rFonts w:ascii="Arial" w:hAnsi="Arial" w:eastAsia="PingFang SC" w:cs="PingFang SC"/>
                 <w:b w:val="0"/>
               </w:rPr>
               <w:t>资源管理器 -&gt; 查看 -&gt; 勾选“文件扩展名”，再把文件名改正确。</w:t>
@@ -2385,7 +2226,7 @@
             </w:pPr>
             <w:r>
               <w:rPr>
-                <w:rFonts w:ascii="Arial Unicode MS" w:hAnsi="Arial Unicode MS" w:eastAsia="Arial Unicode MS" w:cs="Arial Unicode MS"/>
+                <w:rFonts w:ascii="Arial" w:hAnsi="Arial" w:eastAsia="PingFang SC" w:cs="PingFang SC"/>
                 <w:b w:val="0"/>
               </w:rPr>
               <w:t>原 Codex 聊天记录不见</w:t>
@@ -2403,7 +2244,7 @@
             </w:pPr>
             <w:r>
               <w:rPr>
-                <w:rFonts w:ascii="Arial Unicode MS" w:hAnsi="Arial Unicode MS" w:eastAsia="Arial Unicode MS" w:cs="Arial Unicode MS"/>
+                <w:rFonts w:ascii="Arial" w:hAnsi="Arial" w:eastAsia="PingFang SC" w:cs="PingFang SC"/>
                 <w:b w:val="0"/>
               </w:rPr>
               <w:t>切换 API 中转后，本地 provider 不一致。</w:t>
@@ -2421,15 +2262,15 @@
             </w:pPr>
             <w:r>
               <w:rPr>
-                <w:rFonts w:ascii="Arial Unicode MS" w:hAnsi="Arial Unicode MS" w:eastAsia="Arial Unicode MS" w:cs="Arial Unicode MS"/>
+                <w:rFonts w:ascii="Arial" w:hAnsi="Arial" w:eastAsia="PingFang SC" w:cs="PingFang SC"/>
                 <w:b w:val="0"/>
               </w:rPr>
               <w:t xml:space="preserve">参考 </w:t>
             </w:r>
-            <w:hyperlink r:id="rId22">
+            <w:hyperlink r:id="rId20">
               <w:r>
                 <w:rPr>
-                  <w:rFonts w:ascii="Arial Unicode MS" w:hAnsi="Arial Unicode MS" w:eastAsia="Arial Unicode MS" w:cs="Arial Unicode MS"/>
+                  <w:rFonts w:ascii="Arial" w:hAnsi="Arial" w:eastAsia="PingFang SC" w:cs="PingFang SC"/>
                   <w:color w:val="0563C1"/>
                   <w:u w:val="single"/>
                 </w:rPr>
@@ -2438,7 +2279,7 @@
             </w:hyperlink>
             <w:r>
               <w:rPr>
-                <w:rFonts w:ascii="Arial Unicode MS" w:hAnsi="Arial Unicode MS" w:eastAsia="Arial Unicode MS" w:cs="Arial Unicode MS"/>
+                <w:rFonts w:ascii="Arial" w:hAnsi="Arial" w:eastAsia="PingFang SC" w:cs="PingFang SC"/>
                 <w:b w:val="0"/>
               </w:rPr>
               <w:t xml:space="preserve"> 恢复。</w:t>
@@ -2462,7 +2303,7 @@
         <w:drawing>
           <wp:inline xmlns:a="http://schemas.openxmlformats.org/drawingml/2006/main" xmlns:pic="http://schemas.openxmlformats.org/drawingml/2006/picture">
             <wp:extent cx="5623560" cy="728576"/>
-            <wp:docPr id="10" name="Picture 10" descr="Codex 登录时报 401 Incorrect API key，密钥已脱敏" title="Codex 登录时报 401 Incorrect API key，密钥已脱敏"/>
+            <wp:docPr id="7" name="Picture 7" descr="Codex 登录时报 401 Incorrect API key，密钥已脱敏" title="Codex 登录时报 401 Incorrect API key，密钥已脱敏"/>
             <wp:cNvGraphicFramePr>
               <a:graphicFrameLocks noChangeAspect="1"/>
             </wp:cNvGraphicFramePr>
@@ -2474,7 +2315,7 @@
                     <pic:cNvPicPr/>
                   </pic:nvPicPr>
                   <pic:blipFill>
-                    <a:blip r:embed="rId23"/>
+                    <a:blip r:embed="rId21"/>
                     <a:stretch>
                       <a:fillRect/>
                     </a:stretch>
@@ -2499,10 +2340,10 @@
       </w:pPr>
       <w:r>
         <w:rPr>
-          <w:rFonts w:ascii="Arial Unicode MS" w:hAnsi="Arial Unicode MS" w:eastAsia="Arial Unicode MS" w:cs="Arial Unicode MS"/>
+          <w:rFonts w:ascii="Arial" w:hAnsi="Arial" w:eastAsia="PingFang SC" w:cs="PingFang SC"/>
           <w:b w:val="0"/>
         </w:rPr>
-        <w:t>图 9：错误示例，API Key 片段已脱敏。</w:t>
+        <w:t>图 7：错误示例，API Key 片段已脱敏。</w:t>
       </w:r>
     </w:p>
     <w:sectPr>
@@ -2527,7 +2368,7 @@
     </w:pPr>
     <w:r>
       <w:rPr>
-        <w:rFonts w:ascii="Arial Unicode MS" w:hAnsi="Arial Unicode MS" w:eastAsia="Arial Unicode MS" w:cs="Arial Unicode MS"/>
+        <w:rFonts w:ascii="Arial" w:hAnsi="Arial" w:eastAsia="PingFang SC" w:cs="PingFang SC"/>
         <w:color w:val="5F6368"/>
         <w:sz w:val="17"/>
       </w:rPr>
@@ -2538,7 +2379,7 @@
     </w:r>
     <w:r>
       <w:rPr>
-        <w:rFonts w:ascii="Arial Unicode MS" w:hAnsi="Arial Unicode MS" w:eastAsia="Arial Unicode MS" w:cs="Arial Unicode MS"/>
+        <w:rFonts w:ascii="Arial" w:hAnsi="Arial" w:eastAsia="PingFang SC" w:cs="PingFang SC"/>
         <w:color w:val="5F6368"/>
         <w:sz w:val="17"/>
       </w:rPr>
@@ -2558,7 +2399,7 @@
     </w:pPr>
     <w:r>
       <w:rPr>
-        <w:rFonts w:ascii="Arial Unicode MS" w:hAnsi="Arial Unicode MS" w:eastAsia="Arial Unicode MS" w:cs="Arial Unicode MS"/>
+        <w:rFonts w:ascii="Arial" w:hAnsi="Arial" w:eastAsia="PingFang SC" w:cs="PingFang SC"/>
         <w:color w:val="5F6368"/>
         <w:sz w:val="17"/>
       </w:rPr>
@@ -3030,7 +2871,7 @@
       <w:spacing w:before="0" w:after="120" w:line="300" w:lineRule="auto"/>
     </w:pPr>
     <w:rPr>
-      <w:rFonts w:ascii="Arial Unicode MS" w:hAnsi="Arial Unicode MS" w:eastAsia="Arial Unicode MS" w:cs="Arial Unicode MS"/>
+      <w:rFonts w:ascii="Arial" w:hAnsi="Arial" w:eastAsia="PingFang SC" w:cs="PingFang SC"/>
       <w:sz w:val="22"/>
     </w:rPr>
   </w:style>
@@ -3093,7 +2934,7 @@
       <w:outlineLvl w:val="0"/>
     </w:pPr>
     <w:rPr>
-      <w:rFonts w:asciiTheme="majorHAnsi" w:eastAsiaTheme="majorEastAsia" w:hAnsiTheme="majorHAnsi" w:cstheme="majorBidi" w:ascii="Arial Unicode MS" w:hAnsi="Arial Unicode MS" w:eastAsia="Arial Unicode MS" w:cs="Arial Unicode MS"/>
+      <w:rFonts w:asciiTheme="majorHAnsi" w:eastAsiaTheme="majorEastAsia" w:hAnsiTheme="majorHAnsi" w:cstheme="majorBidi" w:ascii="Arial" w:hAnsi="Arial" w:eastAsia="PingFang SC" w:cs="PingFang SC"/>
       <w:b/>
       <w:bCs/>
       <w:color w:val="2E74B5"/>
@@ -3117,7 +2958,7 @@
       <w:outlineLvl w:val="1"/>
     </w:pPr>
     <w:rPr>
-      <w:rFonts w:asciiTheme="majorHAnsi" w:eastAsiaTheme="majorEastAsia" w:hAnsiTheme="majorHAnsi" w:cstheme="majorBidi" w:ascii="Arial Unicode MS" w:hAnsi="Arial Unicode MS" w:eastAsia="Arial Unicode MS" w:cs="Arial Unicode MS"/>
+      <w:rFonts w:asciiTheme="majorHAnsi" w:eastAsiaTheme="majorEastAsia" w:hAnsiTheme="majorHAnsi" w:cstheme="majorBidi" w:ascii="Arial" w:hAnsi="Arial" w:eastAsia="PingFang SC" w:cs="PingFang SC"/>
       <w:b/>
       <w:bCs/>
       <w:color w:val="2E74B5"/>
@@ -3141,7 +2982,7 @@
       <w:outlineLvl w:val="2"/>
     </w:pPr>
     <w:rPr>
-      <w:rFonts w:asciiTheme="majorHAnsi" w:eastAsiaTheme="majorEastAsia" w:hAnsiTheme="majorHAnsi" w:cstheme="majorBidi" w:ascii="Arial Unicode MS" w:hAnsi="Arial Unicode MS" w:eastAsia="Arial Unicode MS" w:cs="Arial Unicode MS"/>
+      <w:rFonts w:asciiTheme="majorHAnsi" w:eastAsiaTheme="majorEastAsia" w:hAnsiTheme="majorHAnsi" w:cstheme="majorBidi" w:ascii="Arial" w:hAnsi="Arial" w:eastAsia="PingFang SC" w:cs="PingFang SC"/>
       <w:b/>
       <w:bCs/>
       <w:color w:val="1F4D78"/>
@@ -3828,7 +3669,7 @@
       <w:jc w:val="center"/>
     </w:pPr>
     <w:rPr>
-      <w:rFonts w:ascii="Arial Unicode MS" w:hAnsi="Arial Unicode MS" w:eastAsia="Arial Unicode MS" w:cs="Arial Unicode MS"/>
+      <w:rFonts w:ascii="Arial" w:hAnsi="Arial" w:eastAsia="PingFang SC" w:cs="PingFang SC"/>
       <w:b/>
       <w:bCs/>
       <w:i w:val="0"/>

--- a/docs/static-guides/feishu-word/01-中转注册与API密钥/01-Codex-API-登录对接教程.docx
+++ b/docs/static-guides/feishu-word/01-中转注册与API密钥/01-Codex-API-登录对接教程.docx
@@ -1329,7 +1329,7 @@
           <w:rFonts w:ascii="Arial" w:hAnsi="Arial" w:eastAsia="PingFang SC" w:cs="PingFang SC"/>
           <w:b w:val="0"/>
         </w:rPr>
-        <w:t>1. 一行命令自检（推荐）</w:t>
+        <w:t>1. 联系群主远程（推荐）</w:t>
       </w:r>
     </w:p>
     <w:p>
@@ -1341,128 +1341,7 @@
           <w:rFonts w:ascii="Arial" w:hAnsi="Arial" w:eastAsia="PingFang SC" w:cs="PingFang SC"/>
           <w:b w:val="0"/>
         </w:rPr>
-        <w:t xml:space="preserve">复制下方命令到终端，把 </w:t>
-      </w:r>
-      <w:r>
-        <w:rPr>
-          <w:rFonts w:ascii="Menlo" w:hAnsi="Menlo" w:eastAsia="PingFang SC" w:cs="PingFang SC"/>
-          <w:b w:val="0"/>
-          <w:color w:val="1F4D78"/>
-          <w:sz w:val="20"/>
-        </w:rPr>
-        <w:t>sk-xxxx</w:t>
-      </w:r>
-      <w:r>
-        <w:rPr>
-          <w:rFonts w:ascii="Arial" w:hAnsi="Arial" w:eastAsia="PingFang SC" w:cs="PingFang SC"/>
-          <w:b w:val="0"/>
-        </w:rPr>
-        <w:t xml:space="preserve"> 换成你的真实密钥。如果能返回模型清单，说明 Key 与 base_url 基本正常。</w:t>
-      </w:r>
-    </w:p>
-    <w:p>
-      <w:pPr>
-        <w:keepLines w:val="0"/>
-        <w:spacing w:before="80" w:after="160" w:line="259" w:lineRule="auto"/>
-        <w:ind w:left="259" w:right="259"/>
-        <w:shd w:fill="F2F4F7"/>
-      </w:pPr>
-      <w:r>
-        <w:rPr>
-          <w:rFonts w:ascii="Menlo" w:hAnsi="Menlo" w:eastAsia="PingFang SC" w:cs="PingFang SC"/>
-          <w:color w:val="0B2545"/>
-          <w:sz w:val="18"/>
-        </w:rPr>
-        <w:t>curl https://sakai.my/v1/models \</w:t>
-        <w:br/>
-        <w:t xml:space="preserve">  -H "Authorization: Bearer sk-xxxx"</w:t>
-      </w:r>
-    </w:p>
-    <w:p>
-      <w:pPr>
-        <w:spacing w:after="80" w:line="300" w:lineRule="auto"/>
-        <w:numPr>
-          <w:ilvl w:val="0"/>
-          <w:numId w:val="13"/>
-        </w:numPr>
-      </w:pPr>
-      <w:r>
-        <w:rPr>
-          <w:rFonts w:ascii="Arial" w:hAnsi="Arial" w:eastAsia="PingFang SC" w:cs="PingFang SC"/>
-          <w:b/>
-        </w:rPr>
-        <w:t>Windows PowerShell</w:t>
-      </w:r>
-      <w:r>
-        <w:rPr>
-          <w:rFonts w:ascii="Arial" w:hAnsi="Arial" w:eastAsia="PingFang SC" w:cs="PingFang SC"/>
-          <w:b w:val="0"/>
-        </w:rPr>
-        <w:t xml:space="preserve"> 用户请把 </w:t>
-      </w:r>
-      <w:r>
-        <w:rPr>
-          <w:rFonts w:ascii="Menlo" w:hAnsi="Menlo" w:eastAsia="PingFang SC" w:cs="PingFang SC"/>
-          <w:b w:val="0"/>
-          <w:color w:val="1F4D78"/>
-          <w:sz w:val="20"/>
-        </w:rPr>
-        <w:t>\</w:t>
-      </w:r>
-      <w:r>
-        <w:rPr>
-          <w:rFonts w:ascii="Arial" w:hAnsi="Arial" w:eastAsia="PingFang SC" w:cs="PingFang SC"/>
-          <w:b w:val="0"/>
-        </w:rPr>
-        <w:t xml:space="preserve"> 续行符换成反引号 `</w:t>
-      </w:r>
-      <w:r>
-        <w:rPr>
-          <w:rFonts w:ascii="Menlo" w:hAnsi="Menlo" w:eastAsia="PingFang SC" w:cs="PingFang SC"/>
-          <w:b w:val="0"/>
-          <w:color w:val="1F4D78"/>
-          <w:sz w:val="20"/>
-        </w:rPr>
-        <w:t xml:space="preserve"> </w:t>
-      </w:r>
-      <w:r>
-        <w:rPr>
-          <w:rFonts w:ascii="Arial" w:hAnsi="Arial" w:eastAsia="PingFang SC" w:cs="PingFang SC"/>
-          <w:b w:val="0"/>
-        </w:rPr>
-        <w:t xml:space="preserve"> ``，或直接写成单行。</w:t>
-      </w:r>
-    </w:p>
-    <w:p>
-      <w:pPr>
-        <w:spacing w:after="80" w:line="300" w:lineRule="auto"/>
-        <w:numPr>
-          <w:ilvl w:val="0"/>
-          <w:numId w:val="13"/>
-        </w:numPr>
-      </w:pPr>
-      <w:r>
-        <w:rPr>
-          <w:rFonts w:ascii="Arial" w:hAnsi="Arial" w:eastAsia="PingFang SC" w:cs="PingFang SC"/>
-          <w:b w:val="0"/>
-        </w:rPr>
-        <w:t xml:space="preserve">如果你的“使用密钥”弹窗显示的 base_url 不是 </w:t>
-      </w:r>
-      <w:r>
-        <w:rPr>
-          <w:rFonts w:ascii="Menlo" w:hAnsi="Menlo" w:eastAsia="PingFang SC" w:cs="PingFang SC"/>
-          <w:b w:val="0"/>
-          <w:color w:val="1F4D78"/>
-          <w:sz w:val="20"/>
-        </w:rPr>
-        <w:t>/v1</w:t>
-      </w:r>
-      <w:r>
-        <w:rPr>
-          <w:rFonts w:ascii="Arial" w:hAnsi="Arial" w:eastAsia="PingFang SC" w:cs="PingFang SC"/>
-          <w:b w:val="0"/>
-        </w:rPr>
-        <w:t xml:space="preserve"> 结尾，请以弹窗为准调整命令。</w:t>
+        <w:t>如果仍无法登录或无法判断配置问题，请返回父教程“使用前说明”，扫描交流群二维码后联系群主远程协助。</w:t>
       </w:r>
     </w:p>
     <w:p>
@@ -1482,7 +1361,7 @@
         <w:spacing w:after="80" w:line="300" w:lineRule="auto"/>
         <w:numPr>
           <w:ilvl w:val="0"/>
-          <w:numId w:val="14"/>
+          <w:numId w:val="13"/>
         </w:numPr>
       </w:pPr>
       <w:r>
@@ -1498,7 +1377,7 @@
         <w:spacing w:after="80" w:line="300" w:lineRule="auto"/>
         <w:numPr>
           <w:ilvl w:val="0"/>
-          <w:numId w:val="14"/>
+          <w:numId w:val="13"/>
         </w:numPr>
       </w:pPr>
       <w:r>
@@ -1555,7 +1434,7 @@
         <w:spacing w:after="80" w:line="300" w:lineRule="auto"/>
         <w:numPr>
           <w:ilvl w:val="0"/>
-          <w:numId w:val="14"/>
+          <w:numId w:val="13"/>
         </w:numPr>
       </w:pPr>
       <w:r>
@@ -1571,7 +1450,7 @@
         <w:spacing w:after="80" w:line="300" w:lineRule="auto"/>
         <w:numPr>
           <w:ilvl w:val="0"/>
-          <w:numId w:val="14"/>
+          <w:numId w:val="13"/>
         </w:numPr>
       </w:pPr>
       <w:r>
@@ -1579,7 +1458,55 @@
           <w:rFonts w:ascii="Arial" w:hAnsi="Arial" w:eastAsia="PingFang SC" w:cs="PingFang SC"/>
           <w:b w:val="0"/>
         </w:rPr>
-        <w:t>创建密钥时是否按来源选择正确分组：质保网站补发的中转码选“质保补偿”，链动小铺额度兑换码选“GPT”或订阅分组？</w:t>
+        <w:t xml:space="preserve">创建密钥时是否按计费模式选择了对应订阅分组，或 </w:t>
+      </w:r>
+      <w:r>
+        <w:rPr>
+          <w:rFonts w:ascii="Menlo" w:hAnsi="Menlo" w:eastAsia="PingFang SC" w:cs="PingFang SC"/>
+          <w:b w:val="0"/>
+          <w:color w:val="1F4D78"/>
+          <w:sz w:val="20"/>
+        </w:rPr>
+        <w:t>OpenAI-Plus</w:t>
+      </w:r>
+      <w:r>
+        <w:rPr>
+          <w:rFonts w:ascii="Arial" w:hAnsi="Arial" w:eastAsia="PingFang SC" w:cs="PingFang SC"/>
+          <w:b w:val="0"/>
+        </w:rPr>
+        <w:t>、</w:t>
+      </w:r>
+      <w:r>
+        <w:rPr>
+          <w:rFonts w:ascii="Menlo" w:hAnsi="Menlo" w:eastAsia="PingFang SC" w:cs="PingFang SC"/>
+          <w:b w:val="0"/>
+          <w:color w:val="1F4D78"/>
+          <w:sz w:val="20"/>
+        </w:rPr>
+        <w:t>Pro</w:t>
+      </w:r>
+      <w:r>
+        <w:rPr>
+          <w:rFonts w:ascii="Arial" w:hAnsi="Arial" w:eastAsia="PingFang SC" w:cs="PingFang SC"/>
+          <w:b w:val="0"/>
+        </w:rPr>
+        <w:t>、</w:t>
+      </w:r>
+      <w:r>
+        <w:rPr>
+          <w:rFonts w:ascii="Menlo" w:hAnsi="Menlo" w:eastAsia="PingFang SC" w:cs="PingFang SC"/>
+          <w:b w:val="0"/>
+          <w:color w:val="1F4D78"/>
+          <w:sz w:val="20"/>
+        </w:rPr>
+        <w:t>Claude</w:t>
+      </w:r>
+      <w:r>
+        <w:rPr>
+          <w:rFonts w:ascii="Arial" w:hAnsi="Arial" w:eastAsia="PingFang SC" w:cs="PingFang SC"/>
+          <w:b w:val="0"/>
+        </w:rPr>
+        <w:t xml:space="preserve"> 等额度分组？</w:t>
       </w:r>
     </w:p>
     <w:p>
@@ -2022,7 +1949,7 @@
                 <w:rFonts w:ascii="Arial" w:hAnsi="Arial" w:eastAsia="PingFang SC" w:cs="PingFang SC"/>
                 <w:b w:val="0"/>
               </w:rPr>
-              <w:t>用 4.1 的 curl 命令查看模型清单，或按中转后台可用模型重新填写。</w:t>
+              <w:t>按中转后台当前可用模型清单重新填写。</w:t>
             </w:r>
           </w:p>
         </w:tc>
@@ -2063,7 +1990,7 @@
                 <w:rFonts w:ascii="Arial" w:hAnsi="Arial" w:eastAsia="PingFang SC" w:cs="PingFang SC"/>
                 <w:b w:val="0"/>
               </w:rPr>
-              <w:t>环境变量未生效，旧终端还在使用旧配置。</w:t>
+              <w:t>Codex 仍在使用修改前的配置。</w:t>
             </w:r>
           </w:p>
         </w:tc>
@@ -2081,55 +2008,7 @@
                 <w:rFonts w:ascii="Arial" w:hAnsi="Arial" w:eastAsia="PingFang SC" w:cs="PingFang SC"/>
                 <w:b w:val="0"/>
               </w:rPr>
-              <w:t xml:space="preserve">关闭并新开一个终端窗口，再启动 </w:t>
-            </w:r>
-            <w:r>
-              <w:rPr>
-                <w:rFonts w:ascii="Menlo" w:hAnsi="Menlo" w:eastAsia="PingFang SC" w:cs="PingFang SC"/>
-                <w:b w:val="0"/>
-                <w:color w:val="1F4D78"/>
-                <w:sz w:val="20"/>
-              </w:rPr>
-              <w:t>codex</w:t>
-            </w:r>
-            <w:r>
-              <w:rPr>
-                <w:rFonts w:ascii="Arial" w:hAnsi="Arial" w:eastAsia="PingFang SC" w:cs="PingFang SC"/>
-                <w:b w:val="0"/>
-              </w:rPr>
-              <w:t xml:space="preserve"> / </w:t>
-            </w:r>
-            <w:r>
-              <w:rPr>
-                <w:rFonts w:ascii="Menlo" w:hAnsi="Menlo" w:eastAsia="PingFang SC" w:cs="PingFang SC"/>
-                <w:b w:val="0"/>
-                <w:color w:val="1F4D78"/>
-                <w:sz w:val="20"/>
-              </w:rPr>
-              <w:t>claude</w:t>
-            </w:r>
-            <w:r>
-              <w:rPr>
-                <w:rFonts w:ascii="Arial" w:hAnsi="Arial" w:eastAsia="PingFang SC" w:cs="PingFang SC"/>
-                <w:b w:val="0"/>
-              </w:rPr>
-              <w:t xml:space="preserve"> / </w:t>
-            </w:r>
-            <w:r>
-              <w:rPr>
-                <w:rFonts w:ascii="Menlo" w:hAnsi="Menlo" w:eastAsia="PingFang SC" w:cs="PingFang SC"/>
-                <w:b w:val="0"/>
-                <w:color w:val="1F4D78"/>
-                <w:sz w:val="20"/>
-              </w:rPr>
-              <w:t>opencode</w:t>
-            </w:r>
-            <w:r>
-              <w:rPr>
-                <w:rFonts w:ascii="Arial" w:hAnsi="Arial" w:eastAsia="PingFang SC" w:cs="PingFang SC"/>
-                <w:b w:val="0"/>
-              </w:rPr>
-              <w:t>。</w:t>
+              <w:t>完全关闭 Codex 后重新打开，再发起一次测试。</w:t>
             </w:r>
           </w:p>
         </w:tc>
@@ -2170,7 +2049,7 @@
                 <w:color w:val="1F4D78"/>
                 <w:sz w:val="20"/>
               </w:rPr>
-              <w:t>opencode.json.txt</w:t>
+              <w:t>auth.json.txt</w:t>
             </w:r>
           </w:p>
         </w:tc>
@@ -2293,59 +2172,6 @@
         <w:spacing w:after="40"/>
       </w:pPr>
     </w:p>
-    <w:p>
-      <w:pPr>
-        <w:keepNext/>
-        <w:spacing w:before="80" w:after="40"/>
-        <w:jc w:val="center"/>
-      </w:pPr>
-      <w:r>
-        <w:drawing>
-          <wp:inline xmlns:a="http://schemas.openxmlformats.org/drawingml/2006/main" xmlns:pic="http://schemas.openxmlformats.org/drawingml/2006/picture">
-            <wp:extent cx="5623560" cy="728576"/>
-            <wp:docPr id="7" name="Picture 7" descr="Codex 登录时报 401 Incorrect API key，密钥已脱敏" title="Codex 登录时报 401 Incorrect API key，密钥已脱敏"/>
-            <wp:cNvGraphicFramePr>
-              <a:graphicFrameLocks noChangeAspect="1"/>
-            </wp:cNvGraphicFramePr>
-            <a:graphic>
-              <a:graphicData uri="http://schemas.openxmlformats.org/drawingml/2006/picture">
-                <pic:pic>
-                  <pic:nvPicPr>
-                    <pic:cNvPr id="0" name="image-14.png"/>
-                    <pic:cNvPicPr/>
-                  </pic:nvPicPr>
-                  <pic:blipFill>
-                    <a:blip r:embed="rId21"/>
-                    <a:stretch>
-                      <a:fillRect/>
-                    </a:stretch>
-                  </pic:blipFill>
-                  <pic:spPr>
-                    <a:xfrm>
-                      <a:off x="0" y="0"/>
-                      <a:ext cx="5623560" cy="728576"/>
-                    </a:xfrm>
-                    <a:prstGeom prst="rect"/>
-                  </pic:spPr>
-                </pic:pic>
-              </a:graphicData>
-            </a:graphic>
-          </wp:inline>
-        </w:drawing>
-      </w:r>
-    </w:p>
-    <w:p>
-      <w:pPr>
-        <w:pStyle w:val="Caption"/>
-      </w:pPr>
-      <w:r>
-        <w:rPr>
-          <w:rFonts w:ascii="Arial" w:hAnsi="Arial" w:eastAsia="PingFang SC" w:cs="PingFang SC"/>
-          <w:b w:val="0"/>
-        </w:rPr>
-        <w:t>图 7：错误示例，API Key 片段已脱敏。</w:t>
-      </w:r>
-    </w:p>
     <w:sectPr>
       <w:headerReference w:type="default" r:id="rId9"/>
       <w:footerReference w:type="default" r:id="rId10"/>
@@ -2684,25 +2510,6 @@
   </w:abstractNum>
   <w:num w:numId="13">
     <w:abstractNumId w:val="12"/>
-  </w:num>
-  <w:abstractNum w:abstractNumId="13">
-    <w:multiLevelType w:val="singleLevel"/>
-    <w:lvl w:ilvl="0">
-      <w:start w:val="1"/>
-      <w:numFmt w:val="bullet"/>
-      <w:lvlText w:val="•"/>
-      <w:lvlJc w:val="left"/>
-      <w:pPr>
-        <w:tabs>
-          <w:tab w:val="num" w:pos="540"/>
-        </w:tabs>
-        <w:ind w:left="540" w:hanging="270"/>
-        <w:spacing w:after="80" w:line="300" w:lineRule="auto"/>
-      </w:pPr>
-    </w:lvl>
-  </w:abstractNum>
-  <w:num w:numId="14">
-    <w:abstractNumId w:val="13"/>
   </w:num>
 </w:numbering>
 </file>
